--- a/book/docx-por-capitulo/capitulo-11d-tool-calling.docx
+++ b/book/docx-por-capitulo/capitulo-11d-tool-calling.docx
@@ -7,6 +7,7 @@
         <w:pStyle w:val="Endure-ChapterTitle"/>
         <w:keepNext/>
         <w:spacing w:before="480" w:after="240"/>
+        <w:outlineLvl w:val="0"/>
       </w:pPr>
       <w:r>
         <w:rPr>
@@ -26,38 +27,55 @@
         <w:pStyle w:val="Endure-Subhead"/>
         <w:keepNext/>
         <w:spacing w:before="240" w:after="60"/>
+        <w:outlineLvl w:val="1"/>
       </w:pPr>
       <w:r>
+        <w:rPr>
+          <w:sz w:val="24"/>
+        </w:rPr>
         <w:t>Introducción</w:t>
       </w:r>
     </w:p>
     <w:p>
       <w:pPr>
         <w:pStyle w:val="Endure-FirstParagraphBodyText"/>
+        <w:spacing w:before="100" w:after="100"/>
       </w:pPr>
       <w:r>
+        <w:rPr>
+          <w:sz w:val="20"/>
+        </w:rPr>
         <w:t>El tool calling (llamada a funciones) es la capacidad del modelo para solicitar la ejecución de una herramienta externa durante la generación de una respuesta. En lugar de inventar información, el modelo dice "necesito ejecutar esta función con estos parámetros" — el código cliente ejecuta la función y devuelve el resultado al modelo para que construya la respuesta final.</w:t>
       </w:r>
     </w:p>
     <w:p>
       <w:pPr>
         <w:pStyle w:val="Endure-ChapterBodyText"/>
+        <w:spacing w:before="100" w:after="100"/>
       </w:pPr>
       <w:r>
+        <w:rPr>
+          <w:sz w:val="20"/>
+        </w:rPr>
         <w:t>Esta parte cubre la implementación práctica de tool calling en el Jetson AGX Orin con los modelos del Top 10: Qwen3.5 35B-A3B, Gemma 4 26B-A4B y GPT OSS 20B. Incluye ejemplos completos en Python y un cliente C++ mediante la API REST de llama.cpp.</w:t>
       </w:r>
     </w:p>
     <w:p>
       <w:pPr>
         <w:pStyle w:val="Endure-ChapterBodyText"/>
+        <w:spacing w:before="100" w:after="100"/>
       </w:pPr>
       <w:r>
         <w:rPr>
           <w:b/>
+          <w:sz w:val="20"/>
         </w:rPr>
         <w:t>Modo energético:</w:t>
       </w:r>
       <w:r>
+        <w:rPr>
+          <w:sz w:val="20"/>
+        </w:rPr>
         <w:t xml:space="preserve"> MAXN para modelos ≥14B con tool calling. 30W es suficiente para modelos ≤9B.</w:t>
       </w:r>
     </w:p>
@@ -118,8 +136,12 @@
         <w:pStyle w:val="Endure-Subhead"/>
         <w:keepNext/>
         <w:spacing w:before="240" w:after="60"/>
+        <w:outlineLvl w:val="1"/>
       </w:pPr>
       <w:r>
+        <w:rPr>
+          <w:sz w:val="24"/>
+        </w:rPr>
         <w:t>13D.1 Fundamentos del Tool Calling</w:t>
       </w:r>
     </w:p>
@@ -128,10 +150,11 @@
         <w:pStyle w:val="Endure-Subhead"/>
         <w:keepNext/>
         <w:spacing w:before="160" w:after="60"/>
+        <w:outlineLvl w:val="2"/>
       </w:pPr>
       <w:r>
         <w:rPr>
-          <w:sz w:val="18"/>
+          <w:sz w:val="22"/>
         </w:rPr>
         <w:t>13D.1.1 Modelos con Soporte de Tool Calling en el Jetson</w:t>
       </w:r>
@@ -150,20 +173,38 @@
         <w:gridCol w:w="1630"/>
       </w:tblGrid>
       <w:tr>
+        <w:trPr>
+          <w:trHeight w:val="453" w:hRule="atLeast"/>
+          <w:tblHeader/>
+        </w:trPr>
         <w:tc>
           <w:tcPr>
             <w:tcW w:type="dxa" w:w="1630"/>
             <w:shd w:val="clear" w:color="auto" w:fill="1A5A6A"/>
+            <w:tcBorders>
+              <w:top w:val="single" w:sz="12" w:color="FFFFFF"/>
+              <w:left w:val="single" w:sz="12" w:color="FFFFFF"/>
+              <w:bottom w:val="single" w:sz="12" w:color="FFFFFF"/>
+              <w:right w:val="single" w:sz="12" w:color="FFFFFF"/>
+            </w:tcBorders>
+            <w:vAlign w:val="center"/>
+            <w:tcMar>
+              <w:top w:w="60" w:type="dxa"/>
+              <w:left w:w="120" w:type="dxa"/>
+              <w:bottom w:w="60" w:type="dxa"/>
+              <w:right w:w="80" w:type="dxa"/>
+            </w:tcMar>
           </w:tcPr>
           <w:p>
             <w:pPr>
+              <w:spacing w:before="0" w:after="0"/>
               <w:jc w:val="center"/>
             </w:pPr>
             <w:r>
               <w:rPr>
                 <w:b/>
                 <w:color w:val="FFFFFF"/>
-                <w:sz w:val="17"/>
+                <w:sz w:val="16"/>
               </w:rPr>
               <w:t>Modelo</w:t>
             </w:r>
@@ -173,16 +214,30 @@
           <w:tcPr>
             <w:tcW w:type="dxa" w:w="1630"/>
             <w:shd w:val="clear" w:color="auto" w:fill="1A5A6A"/>
+            <w:tcBorders>
+              <w:top w:val="single" w:sz="12" w:color="FFFFFF"/>
+              <w:left w:val="single" w:sz="12" w:color="FFFFFF"/>
+              <w:bottom w:val="single" w:sz="12" w:color="FFFFFF"/>
+              <w:right w:val="single" w:sz="12" w:color="FFFFFF"/>
+            </w:tcBorders>
+            <w:vAlign w:val="center"/>
+            <w:tcMar>
+              <w:top w:w="60" w:type="dxa"/>
+              <w:left w:w="120" w:type="dxa"/>
+              <w:bottom w:w="60" w:type="dxa"/>
+              <w:right w:w="80" w:type="dxa"/>
+            </w:tcMar>
           </w:tcPr>
           <w:p>
             <w:pPr>
+              <w:spacing w:before="0" w:after="0"/>
               <w:jc w:val="center"/>
             </w:pPr>
             <w:r>
               <w:rPr>
                 <w:b/>
                 <w:color w:val="FFFFFF"/>
-                <w:sz w:val="17"/>
+                <w:sz w:val="16"/>
               </w:rPr>
               <w:t>Motor</w:t>
             </w:r>
@@ -192,16 +247,30 @@
           <w:tcPr>
             <w:tcW w:type="dxa" w:w="1630"/>
             <w:shd w:val="clear" w:color="auto" w:fill="1A5A6A"/>
+            <w:tcBorders>
+              <w:top w:val="single" w:sz="12" w:color="FFFFFF"/>
+              <w:left w:val="single" w:sz="12" w:color="FFFFFF"/>
+              <w:bottom w:val="single" w:sz="12" w:color="FFFFFF"/>
+              <w:right w:val="single" w:sz="12" w:color="FFFFFF"/>
+            </w:tcBorders>
+            <w:vAlign w:val="center"/>
+            <w:tcMar>
+              <w:top w:w="60" w:type="dxa"/>
+              <w:left w:w="120" w:type="dxa"/>
+              <w:bottom w:w="60" w:type="dxa"/>
+              <w:right w:w="80" w:type="dxa"/>
+            </w:tcMar>
           </w:tcPr>
           <w:p>
             <w:pPr>
+              <w:spacing w:before="0" w:after="0"/>
               <w:jc w:val="center"/>
             </w:pPr>
             <w:r>
               <w:rPr>
                 <w:b/>
                 <w:color w:val="FFFFFF"/>
-                <w:sz w:val="17"/>
+                <w:sz w:val="16"/>
               </w:rPr>
               <w:t>Parser</w:t>
             </w:r>
@@ -211,16 +280,30 @@
           <w:tcPr>
             <w:tcW w:type="dxa" w:w="1630"/>
             <w:shd w:val="clear" w:color="auto" w:fill="1A5A6A"/>
+            <w:tcBorders>
+              <w:top w:val="single" w:sz="12" w:color="FFFFFF"/>
+              <w:left w:val="single" w:sz="12" w:color="FFFFFF"/>
+              <w:bottom w:val="single" w:sz="12" w:color="FFFFFF"/>
+              <w:right w:val="single" w:sz="12" w:color="FFFFFF"/>
+            </w:tcBorders>
+            <w:vAlign w:val="center"/>
+            <w:tcMar>
+              <w:top w:w="60" w:type="dxa"/>
+              <w:left w:w="120" w:type="dxa"/>
+              <w:bottom w:w="60" w:type="dxa"/>
+              <w:right w:w="80" w:type="dxa"/>
+            </w:tcMar>
           </w:tcPr>
           <w:p>
             <w:pPr>
+              <w:spacing w:before="0" w:after="0"/>
               <w:jc w:val="center"/>
             </w:pPr>
             <w:r>
               <w:rPr>
                 <w:b/>
                 <w:color w:val="FFFFFF"/>
-                <w:sz w:val="17"/>
+                <w:sz w:val="16"/>
               </w:rPr>
               <w:t>Puerto</w:t>
             </w:r>
@@ -230,16 +313,30 @@
           <w:tcPr>
             <w:tcW w:type="dxa" w:w="1630"/>
             <w:shd w:val="clear" w:color="auto" w:fill="1A5A6A"/>
+            <w:tcBorders>
+              <w:top w:val="single" w:sz="12" w:color="FFFFFF"/>
+              <w:left w:val="single" w:sz="12" w:color="FFFFFF"/>
+              <w:bottom w:val="single" w:sz="12" w:color="FFFFFF"/>
+              <w:right w:val="single" w:sz="12" w:color="FFFFFF"/>
+            </w:tcBorders>
+            <w:vAlign w:val="center"/>
+            <w:tcMar>
+              <w:top w:w="60" w:type="dxa"/>
+              <w:left w:w="120" w:type="dxa"/>
+              <w:bottom w:w="60" w:type="dxa"/>
+              <w:right w:w="80" w:type="dxa"/>
+            </w:tcMar>
           </w:tcPr>
           <w:p>
             <w:pPr>
+              <w:spacing w:before="0" w:after="0"/>
               <w:jc w:val="center"/>
             </w:pPr>
             <w:r>
               <w:rPr>
                 <w:b/>
                 <w:color w:val="FFFFFF"/>
-                <w:sz w:val="17"/>
+                <w:sz w:val="16"/>
               </w:rPr>
               <w:t>Notas</w:t>
             </w:r>
@@ -247,15 +344,35 @@
         </w:tc>
       </w:tr>
       <w:tr>
+        <w:trPr>
+          <w:trHeight w:val="283" w:hRule="atLeast"/>
+        </w:trPr>
         <w:tc>
           <w:tcPr>
             <w:tcW w:type="dxa" w:w="1630"/>
-            <w:shd w:val="clear" w:color="auto" w:fill="F8F8F8"/>
+            <w:shd w:val="clear" w:color="auto" w:fill="EAEAEA"/>
+            <w:tcBorders>
+              <w:top w:val="single" w:sz="12" w:color="FFFFFF"/>
+              <w:left w:val="single" w:sz="12" w:color="FFFFFF"/>
+              <w:bottom w:val="single" w:sz="12" w:color="FFFFFF"/>
+              <w:right w:val="single" w:sz="12" w:color="FFFFFF"/>
+            </w:tcBorders>
+            <w:vAlign w:val="center"/>
+            <w:tcMar>
+              <w:top w:w="40" w:type="dxa"/>
+              <w:left w:w="120" w:type="dxa"/>
+              <w:bottom w:w="40" w:type="dxa"/>
+              <w:right w:w="80" w:type="dxa"/>
+            </w:tcMar>
           </w:tcPr>
           <w:p>
-            <w:r>
-              <w:rPr>
-                <w:sz w:val="17"/>
+            <w:pPr>
+              <w:spacing w:before="0" w:after="0"/>
+              <w:jc w:val="center"/>
+            </w:pPr>
+            <w:r>
+              <w:rPr>
+                <w:sz w:val="16"/>
               </w:rPr>
               <w:t>Qwen3.5 35B-A3B</w:t>
             </w:r>
@@ -264,12 +381,29 @@
         <w:tc>
           <w:tcPr>
             <w:tcW w:type="dxa" w:w="1630"/>
-            <w:shd w:val="clear" w:color="auto" w:fill="F8F8F8"/>
+            <w:shd w:val="clear" w:color="auto" w:fill="EAEAEA"/>
+            <w:tcBorders>
+              <w:top w:val="single" w:sz="12" w:color="FFFFFF"/>
+              <w:left w:val="single" w:sz="12" w:color="FFFFFF"/>
+              <w:bottom w:val="single" w:sz="12" w:color="FFFFFF"/>
+              <w:right w:val="single" w:sz="12" w:color="FFFFFF"/>
+            </w:tcBorders>
+            <w:vAlign w:val="center"/>
+            <w:tcMar>
+              <w:top w:w="40" w:type="dxa"/>
+              <w:left w:w="120" w:type="dxa"/>
+              <w:bottom w:w="40" w:type="dxa"/>
+              <w:right w:w="80" w:type="dxa"/>
+            </w:tcMar>
           </w:tcPr>
           <w:p>
-            <w:r>
-              <w:rPr>
-                <w:sz w:val="17"/>
+            <w:pPr>
+              <w:spacing w:before="0" w:after="0"/>
+              <w:jc w:val="center"/>
+            </w:pPr>
+            <w:r>
+              <w:rPr>
+                <w:sz w:val="16"/>
               </w:rPr>
               <w:t>vLLM</w:t>
             </w:r>
@@ -278,12 +412,29 @@
         <w:tc>
           <w:tcPr>
             <w:tcW w:type="dxa" w:w="1630"/>
-            <w:shd w:val="clear" w:color="auto" w:fill="F8F8F8"/>
+            <w:shd w:val="clear" w:color="auto" w:fill="EAEAEA"/>
+            <w:tcBorders>
+              <w:top w:val="single" w:sz="12" w:color="FFFFFF"/>
+              <w:left w:val="single" w:sz="12" w:color="FFFFFF"/>
+              <w:bottom w:val="single" w:sz="12" w:color="FFFFFF"/>
+              <w:right w:val="single" w:sz="12" w:color="FFFFFF"/>
+            </w:tcBorders>
+            <w:vAlign w:val="center"/>
+            <w:tcMar>
+              <w:top w:w="40" w:type="dxa"/>
+              <w:left w:w="120" w:type="dxa"/>
+              <w:bottom w:w="40" w:type="dxa"/>
+              <w:right w:w="80" w:type="dxa"/>
+            </w:tcMar>
           </w:tcPr>
           <w:p>
-            <w:r>
-              <w:rPr>
-                <w:sz w:val="17"/>
+            <w:pPr>
+              <w:spacing w:before="0" w:after="0"/>
+              <w:jc w:val="center"/>
+            </w:pPr>
+            <w:r>
+              <w:rPr>
+                <w:sz w:val="16"/>
               </w:rPr>
               <w:t>qwen3_coder</w:t>
             </w:r>
@@ -292,12 +443,29 @@
         <w:tc>
           <w:tcPr>
             <w:tcW w:type="dxa" w:w="1630"/>
-            <w:shd w:val="clear" w:color="auto" w:fill="F8F8F8"/>
+            <w:shd w:val="clear" w:color="auto" w:fill="EAEAEA"/>
+            <w:tcBorders>
+              <w:top w:val="single" w:sz="12" w:color="FFFFFF"/>
+              <w:left w:val="single" w:sz="12" w:color="FFFFFF"/>
+              <w:bottom w:val="single" w:sz="12" w:color="FFFFFF"/>
+              <w:right w:val="single" w:sz="12" w:color="FFFFFF"/>
+            </w:tcBorders>
+            <w:vAlign w:val="center"/>
+            <w:tcMar>
+              <w:top w:w="40" w:type="dxa"/>
+              <w:left w:w="120" w:type="dxa"/>
+              <w:bottom w:w="40" w:type="dxa"/>
+              <w:right w:w="80" w:type="dxa"/>
+            </w:tcMar>
           </w:tcPr>
           <w:p>
-            <w:r>
-              <w:rPr>
-                <w:sz w:val="17"/>
+            <w:pPr>
+              <w:spacing w:before="0" w:after="0"/>
+              <w:jc w:val="center"/>
+            </w:pPr>
+            <w:r>
+              <w:rPr>
+                <w:sz w:val="16"/>
               </w:rPr>
               <w:t>8000</w:t>
             </w:r>
@@ -306,12 +474,29 @@
         <w:tc>
           <w:tcPr>
             <w:tcW w:type="dxa" w:w="1630"/>
-            <w:shd w:val="clear" w:color="auto" w:fill="F8F8F8"/>
+            <w:shd w:val="clear" w:color="auto" w:fill="EAEAEA"/>
+            <w:tcBorders>
+              <w:top w:val="single" w:sz="12" w:color="FFFFFF"/>
+              <w:left w:val="single" w:sz="12" w:color="FFFFFF"/>
+              <w:bottom w:val="single" w:sz="12" w:color="FFFFFF"/>
+              <w:right w:val="single" w:sz="12" w:color="FFFFFF"/>
+            </w:tcBorders>
+            <w:vAlign w:val="center"/>
+            <w:tcMar>
+              <w:top w:w="40" w:type="dxa"/>
+              <w:left w:w="120" w:type="dxa"/>
+              <w:bottom w:w="40" w:type="dxa"/>
+              <w:right w:w="80" w:type="dxa"/>
+            </w:tcMar>
           </w:tcPr>
           <w:p>
-            <w:r>
-              <w:rPr>
-                <w:sz w:val="17"/>
+            <w:pPr>
+              <w:spacing w:before="0" w:after="0"/>
+              <w:jc w:val="both"/>
+            </w:pPr>
+            <w:r>
+              <w:rPr>
+                <w:sz w:val="16"/>
               </w:rPr>
               <w:t>Tool calling + razonamiento activable</w:t>
             </w:r>
@@ -319,15 +504,35 @@
         </w:tc>
       </w:tr>
       <w:tr>
+        <w:trPr>
+          <w:trHeight w:val="283" w:hRule="atLeast"/>
+        </w:trPr>
         <w:tc>
           <w:tcPr>
             <w:tcW w:type="dxa" w:w="1630"/>
-            <w:shd w:val="clear" w:color="auto" w:fill="FFFFFF"/>
+            <w:shd w:val="clear" w:color="auto" w:fill="EAEAEA"/>
+            <w:tcBorders>
+              <w:top w:val="single" w:sz="12" w:color="FFFFFF"/>
+              <w:left w:val="single" w:sz="12" w:color="FFFFFF"/>
+              <w:bottom w:val="single" w:sz="12" w:color="FFFFFF"/>
+              <w:right w:val="single" w:sz="12" w:color="FFFFFF"/>
+            </w:tcBorders>
+            <w:vAlign w:val="center"/>
+            <w:tcMar>
+              <w:top w:w="40" w:type="dxa"/>
+              <w:left w:w="120" w:type="dxa"/>
+              <w:bottom w:w="40" w:type="dxa"/>
+              <w:right w:w="80" w:type="dxa"/>
+            </w:tcMar>
           </w:tcPr>
           <w:p>
-            <w:r>
-              <w:rPr>
-                <w:sz w:val="17"/>
+            <w:pPr>
+              <w:spacing w:before="0" w:after="0"/>
+              <w:jc w:val="center"/>
+            </w:pPr>
+            <w:r>
+              <w:rPr>
+                <w:sz w:val="16"/>
               </w:rPr>
               <w:t>Qwen3.5 9B</w:t>
             </w:r>
@@ -336,12 +541,29 @@
         <w:tc>
           <w:tcPr>
             <w:tcW w:type="dxa" w:w="1630"/>
-            <w:shd w:val="clear" w:color="auto" w:fill="FFFFFF"/>
+            <w:shd w:val="clear" w:color="auto" w:fill="EAEAEA"/>
+            <w:tcBorders>
+              <w:top w:val="single" w:sz="12" w:color="FFFFFF"/>
+              <w:left w:val="single" w:sz="12" w:color="FFFFFF"/>
+              <w:bottom w:val="single" w:sz="12" w:color="FFFFFF"/>
+              <w:right w:val="single" w:sz="12" w:color="FFFFFF"/>
+            </w:tcBorders>
+            <w:vAlign w:val="center"/>
+            <w:tcMar>
+              <w:top w:w="40" w:type="dxa"/>
+              <w:left w:w="120" w:type="dxa"/>
+              <w:bottom w:w="40" w:type="dxa"/>
+              <w:right w:w="80" w:type="dxa"/>
+            </w:tcMar>
           </w:tcPr>
           <w:p>
-            <w:r>
-              <w:rPr>
-                <w:sz w:val="17"/>
+            <w:pPr>
+              <w:spacing w:before="0" w:after="0"/>
+              <w:jc w:val="center"/>
+            </w:pPr>
+            <w:r>
+              <w:rPr>
+                <w:sz w:val="16"/>
               </w:rPr>
               <w:t>vLLM</w:t>
             </w:r>
@@ -350,12 +572,29 @@
         <w:tc>
           <w:tcPr>
             <w:tcW w:type="dxa" w:w="1630"/>
-            <w:shd w:val="clear" w:color="auto" w:fill="FFFFFF"/>
+            <w:shd w:val="clear" w:color="auto" w:fill="EAEAEA"/>
+            <w:tcBorders>
+              <w:top w:val="single" w:sz="12" w:color="FFFFFF"/>
+              <w:left w:val="single" w:sz="12" w:color="FFFFFF"/>
+              <w:bottom w:val="single" w:sz="12" w:color="FFFFFF"/>
+              <w:right w:val="single" w:sz="12" w:color="FFFFFF"/>
+            </w:tcBorders>
+            <w:vAlign w:val="center"/>
+            <w:tcMar>
+              <w:top w:w="40" w:type="dxa"/>
+              <w:left w:w="120" w:type="dxa"/>
+              <w:bottom w:w="40" w:type="dxa"/>
+              <w:right w:w="80" w:type="dxa"/>
+            </w:tcMar>
           </w:tcPr>
           <w:p>
-            <w:r>
-              <w:rPr>
-                <w:sz w:val="17"/>
+            <w:pPr>
+              <w:spacing w:before="0" w:after="0"/>
+              <w:jc w:val="center"/>
+            </w:pPr>
+            <w:r>
+              <w:rPr>
+                <w:sz w:val="16"/>
               </w:rPr>
               <w:t>qwen3_coder</w:t>
             </w:r>
@@ -364,12 +603,29 @@
         <w:tc>
           <w:tcPr>
             <w:tcW w:type="dxa" w:w="1630"/>
-            <w:shd w:val="clear" w:color="auto" w:fill="FFFFFF"/>
+            <w:shd w:val="clear" w:color="auto" w:fill="EAEAEA"/>
+            <w:tcBorders>
+              <w:top w:val="single" w:sz="12" w:color="FFFFFF"/>
+              <w:left w:val="single" w:sz="12" w:color="FFFFFF"/>
+              <w:bottom w:val="single" w:sz="12" w:color="FFFFFF"/>
+              <w:right w:val="single" w:sz="12" w:color="FFFFFF"/>
+            </w:tcBorders>
+            <w:vAlign w:val="center"/>
+            <w:tcMar>
+              <w:top w:w="40" w:type="dxa"/>
+              <w:left w:w="120" w:type="dxa"/>
+              <w:bottom w:w="40" w:type="dxa"/>
+              <w:right w:w="80" w:type="dxa"/>
+            </w:tcMar>
           </w:tcPr>
           <w:p>
-            <w:r>
-              <w:rPr>
-                <w:sz w:val="17"/>
+            <w:pPr>
+              <w:spacing w:before="0" w:after="0"/>
+              <w:jc w:val="center"/>
+            </w:pPr>
+            <w:r>
+              <w:rPr>
+                <w:sz w:val="16"/>
               </w:rPr>
               <w:t>8000</w:t>
             </w:r>
@@ -378,12 +634,29 @@
         <w:tc>
           <w:tcPr>
             <w:tcW w:type="dxa" w:w="1630"/>
-            <w:shd w:val="clear" w:color="auto" w:fill="FFFFFF"/>
+            <w:shd w:val="clear" w:color="auto" w:fill="EAEAEA"/>
+            <w:tcBorders>
+              <w:top w:val="single" w:sz="12" w:color="FFFFFF"/>
+              <w:left w:val="single" w:sz="12" w:color="FFFFFF"/>
+              <w:bottom w:val="single" w:sz="12" w:color="FFFFFF"/>
+              <w:right w:val="single" w:sz="12" w:color="FFFFFF"/>
+            </w:tcBorders>
+            <w:vAlign w:val="center"/>
+            <w:tcMar>
+              <w:top w:w="40" w:type="dxa"/>
+              <w:left w:w="120" w:type="dxa"/>
+              <w:bottom w:w="40" w:type="dxa"/>
+              <w:right w:w="80" w:type="dxa"/>
+            </w:tcMar>
           </w:tcPr>
           <w:p>
-            <w:r>
-              <w:rPr>
-                <w:sz w:val="17"/>
+            <w:pPr>
+              <w:spacing w:before="0" w:after="0"/>
+              <w:jc w:val="center"/>
+            </w:pPr>
+            <w:r>
+              <w:rPr>
+                <w:sz w:val="16"/>
               </w:rPr>
               <w:t>Velocidad ~55 tok/s</w:t>
             </w:r>
@@ -391,15 +664,35 @@
         </w:tc>
       </w:tr>
       <w:tr>
+        <w:trPr>
+          <w:trHeight w:val="283" w:hRule="atLeast"/>
+        </w:trPr>
         <w:tc>
           <w:tcPr>
             <w:tcW w:type="dxa" w:w="1630"/>
-            <w:shd w:val="clear" w:color="auto" w:fill="F8F8F8"/>
+            <w:shd w:val="clear" w:color="auto" w:fill="EAEAEA"/>
+            <w:tcBorders>
+              <w:top w:val="single" w:sz="12" w:color="FFFFFF"/>
+              <w:left w:val="single" w:sz="12" w:color="FFFFFF"/>
+              <w:bottom w:val="single" w:sz="12" w:color="FFFFFF"/>
+              <w:right w:val="single" w:sz="12" w:color="FFFFFF"/>
+            </w:tcBorders>
+            <w:vAlign w:val="center"/>
+            <w:tcMar>
+              <w:top w:w="40" w:type="dxa"/>
+              <w:left w:w="120" w:type="dxa"/>
+              <w:bottom w:w="40" w:type="dxa"/>
+              <w:right w:w="80" w:type="dxa"/>
+            </w:tcMar>
           </w:tcPr>
           <w:p>
-            <w:r>
-              <w:rPr>
-                <w:sz w:val="17"/>
+            <w:pPr>
+              <w:spacing w:before="0" w:after="0"/>
+              <w:jc w:val="center"/>
+            </w:pPr>
+            <w:r>
+              <w:rPr>
+                <w:sz w:val="16"/>
               </w:rPr>
               <w:t>Qwen3.5 4B</w:t>
             </w:r>
@@ -408,12 +701,29 @@
         <w:tc>
           <w:tcPr>
             <w:tcW w:type="dxa" w:w="1630"/>
-            <w:shd w:val="clear" w:color="auto" w:fill="F8F8F8"/>
+            <w:shd w:val="clear" w:color="auto" w:fill="EAEAEA"/>
+            <w:tcBorders>
+              <w:top w:val="single" w:sz="12" w:color="FFFFFF"/>
+              <w:left w:val="single" w:sz="12" w:color="FFFFFF"/>
+              <w:bottom w:val="single" w:sz="12" w:color="FFFFFF"/>
+              <w:right w:val="single" w:sz="12" w:color="FFFFFF"/>
+            </w:tcBorders>
+            <w:vAlign w:val="center"/>
+            <w:tcMar>
+              <w:top w:w="40" w:type="dxa"/>
+              <w:left w:w="120" w:type="dxa"/>
+              <w:bottom w:w="40" w:type="dxa"/>
+              <w:right w:w="80" w:type="dxa"/>
+            </w:tcMar>
           </w:tcPr>
           <w:p>
-            <w:r>
-              <w:rPr>
-                <w:sz w:val="17"/>
+            <w:pPr>
+              <w:spacing w:before="0" w:after="0"/>
+              <w:jc w:val="center"/>
+            </w:pPr>
+            <w:r>
+              <w:rPr>
+                <w:sz w:val="16"/>
               </w:rPr>
               <w:t>vLLM</w:t>
             </w:r>
@@ -422,12 +732,29 @@
         <w:tc>
           <w:tcPr>
             <w:tcW w:type="dxa" w:w="1630"/>
-            <w:shd w:val="clear" w:color="auto" w:fill="F8F8F8"/>
+            <w:shd w:val="clear" w:color="auto" w:fill="EAEAEA"/>
+            <w:tcBorders>
+              <w:top w:val="single" w:sz="12" w:color="FFFFFF"/>
+              <w:left w:val="single" w:sz="12" w:color="FFFFFF"/>
+              <w:bottom w:val="single" w:sz="12" w:color="FFFFFF"/>
+              <w:right w:val="single" w:sz="12" w:color="FFFFFF"/>
+            </w:tcBorders>
+            <w:vAlign w:val="center"/>
+            <w:tcMar>
+              <w:top w:w="40" w:type="dxa"/>
+              <w:left w:w="120" w:type="dxa"/>
+              <w:bottom w:w="40" w:type="dxa"/>
+              <w:right w:w="80" w:type="dxa"/>
+            </w:tcMar>
           </w:tcPr>
           <w:p>
-            <w:r>
-              <w:rPr>
-                <w:sz w:val="17"/>
+            <w:pPr>
+              <w:spacing w:before="0" w:after="0"/>
+              <w:jc w:val="center"/>
+            </w:pPr>
+            <w:r>
+              <w:rPr>
+                <w:sz w:val="16"/>
               </w:rPr>
               <w:t>qwen3_coder</w:t>
             </w:r>
@@ -436,12 +763,29 @@
         <w:tc>
           <w:tcPr>
             <w:tcW w:type="dxa" w:w="1630"/>
-            <w:shd w:val="clear" w:color="auto" w:fill="F8F8F8"/>
+            <w:shd w:val="clear" w:color="auto" w:fill="EAEAEA"/>
+            <w:tcBorders>
+              <w:top w:val="single" w:sz="12" w:color="FFFFFF"/>
+              <w:left w:val="single" w:sz="12" w:color="FFFFFF"/>
+              <w:bottom w:val="single" w:sz="12" w:color="FFFFFF"/>
+              <w:right w:val="single" w:sz="12" w:color="FFFFFF"/>
+            </w:tcBorders>
+            <w:vAlign w:val="center"/>
+            <w:tcMar>
+              <w:top w:w="40" w:type="dxa"/>
+              <w:left w:w="120" w:type="dxa"/>
+              <w:bottom w:w="40" w:type="dxa"/>
+              <w:right w:w="80" w:type="dxa"/>
+            </w:tcMar>
           </w:tcPr>
           <w:p>
-            <w:r>
-              <w:rPr>
-                <w:sz w:val="17"/>
+            <w:pPr>
+              <w:spacing w:before="0" w:after="0"/>
+              <w:jc w:val="center"/>
+            </w:pPr>
+            <w:r>
+              <w:rPr>
+                <w:sz w:val="16"/>
               </w:rPr>
               <w:t>8000</w:t>
             </w:r>
@@ -450,12 +794,29 @@
         <w:tc>
           <w:tcPr>
             <w:tcW w:type="dxa" w:w="1630"/>
-            <w:shd w:val="clear" w:color="auto" w:fill="F8F8F8"/>
+            <w:shd w:val="clear" w:color="auto" w:fill="EAEAEA"/>
+            <w:tcBorders>
+              <w:top w:val="single" w:sz="12" w:color="FFFFFF"/>
+              <w:left w:val="single" w:sz="12" w:color="FFFFFF"/>
+              <w:bottom w:val="single" w:sz="12" w:color="FFFFFF"/>
+              <w:right w:val="single" w:sz="12" w:color="FFFFFF"/>
+            </w:tcBorders>
+            <w:vAlign w:val="center"/>
+            <w:tcMar>
+              <w:top w:w="40" w:type="dxa"/>
+              <w:left w:w="120" w:type="dxa"/>
+              <w:bottom w:w="40" w:type="dxa"/>
+              <w:right w:w="80" w:type="dxa"/>
+            </w:tcMar>
           </w:tcPr>
           <w:p>
-            <w:r>
-              <w:rPr>
-                <w:sz w:val="17"/>
+            <w:pPr>
+              <w:spacing w:before="0" w:after="0"/>
+              <w:jc w:val="center"/>
+            </w:pPr>
+            <w:r>
+              <w:rPr>
+                <w:sz w:val="16"/>
               </w:rPr>
               <w:t>El más liviano con tool calling</w:t>
             </w:r>
@@ -463,15 +824,35 @@
         </w:tc>
       </w:tr>
       <w:tr>
+        <w:trPr>
+          <w:trHeight w:val="283" w:hRule="atLeast"/>
+        </w:trPr>
         <w:tc>
           <w:tcPr>
             <w:tcW w:type="dxa" w:w="1630"/>
-            <w:shd w:val="clear" w:color="auto" w:fill="FFFFFF"/>
+            <w:shd w:val="clear" w:color="auto" w:fill="EAEAEA"/>
+            <w:tcBorders>
+              <w:top w:val="single" w:sz="12" w:color="FFFFFF"/>
+              <w:left w:val="single" w:sz="12" w:color="FFFFFF"/>
+              <w:bottom w:val="single" w:sz="12" w:color="FFFFFF"/>
+              <w:right w:val="single" w:sz="12" w:color="FFFFFF"/>
+            </w:tcBorders>
+            <w:vAlign w:val="center"/>
+            <w:tcMar>
+              <w:top w:w="40" w:type="dxa"/>
+              <w:left w:w="120" w:type="dxa"/>
+              <w:bottom w:w="40" w:type="dxa"/>
+              <w:right w:w="80" w:type="dxa"/>
+            </w:tcMar>
           </w:tcPr>
           <w:p>
-            <w:r>
-              <w:rPr>
-                <w:sz w:val="17"/>
+            <w:pPr>
+              <w:spacing w:before="0" w:after="0"/>
+              <w:jc w:val="center"/>
+            </w:pPr>
+            <w:r>
+              <w:rPr>
+                <w:sz w:val="16"/>
               </w:rPr>
               <w:t>Gemma 4 26B-A4B</w:t>
             </w:r>
@@ -480,12 +861,29 @@
         <w:tc>
           <w:tcPr>
             <w:tcW w:type="dxa" w:w="1630"/>
-            <w:shd w:val="clear" w:color="auto" w:fill="FFFFFF"/>
+            <w:shd w:val="clear" w:color="auto" w:fill="EAEAEA"/>
+            <w:tcBorders>
+              <w:top w:val="single" w:sz="12" w:color="FFFFFF"/>
+              <w:left w:val="single" w:sz="12" w:color="FFFFFF"/>
+              <w:bottom w:val="single" w:sz="12" w:color="FFFFFF"/>
+              <w:right w:val="single" w:sz="12" w:color="FFFFFF"/>
+            </w:tcBorders>
+            <w:vAlign w:val="center"/>
+            <w:tcMar>
+              <w:top w:w="40" w:type="dxa"/>
+              <w:left w:w="120" w:type="dxa"/>
+              <w:bottom w:w="40" w:type="dxa"/>
+              <w:right w:w="80" w:type="dxa"/>
+            </w:tcMar>
           </w:tcPr>
           <w:p>
-            <w:r>
-              <w:rPr>
-                <w:sz w:val="17"/>
+            <w:pPr>
+              <w:spacing w:before="0" w:after="0"/>
+              <w:jc w:val="center"/>
+            </w:pPr>
+            <w:r>
+              <w:rPr>
+                <w:sz w:val="16"/>
               </w:rPr>
               <w:t>vLLM</w:t>
             </w:r>
@@ -494,12 +892,29 @@
         <w:tc>
           <w:tcPr>
             <w:tcW w:type="dxa" w:w="1630"/>
-            <w:shd w:val="clear" w:color="auto" w:fill="FFFFFF"/>
+            <w:shd w:val="clear" w:color="auto" w:fill="EAEAEA"/>
+            <w:tcBorders>
+              <w:top w:val="single" w:sz="12" w:color="FFFFFF"/>
+              <w:left w:val="single" w:sz="12" w:color="FFFFFF"/>
+              <w:bottom w:val="single" w:sz="12" w:color="FFFFFF"/>
+              <w:right w:val="single" w:sz="12" w:color="FFFFFF"/>
+            </w:tcBorders>
+            <w:vAlign w:val="center"/>
+            <w:tcMar>
+              <w:top w:w="40" w:type="dxa"/>
+              <w:left w:w="120" w:type="dxa"/>
+              <w:bottom w:w="40" w:type="dxa"/>
+              <w:right w:w="80" w:type="dxa"/>
+            </w:tcMar>
           </w:tcPr>
           <w:p>
-            <w:r>
-              <w:rPr>
-                <w:sz w:val="17"/>
+            <w:pPr>
+              <w:spacing w:before="0" w:after="0"/>
+              <w:jc w:val="center"/>
+            </w:pPr>
+            <w:r>
+              <w:rPr>
+                <w:sz w:val="16"/>
               </w:rPr>
               <w:t>gemma4</w:t>
             </w:r>
@@ -508,12 +923,29 @@
         <w:tc>
           <w:tcPr>
             <w:tcW w:type="dxa" w:w="1630"/>
-            <w:shd w:val="clear" w:color="auto" w:fill="FFFFFF"/>
+            <w:shd w:val="clear" w:color="auto" w:fill="EAEAEA"/>
+            <w:tcBorders>
+              <w:top w:val="single" w:sz="12" w:color="FFFFFF"/>
+              <w:left w:val="single" w:sz="12" w:color="FFFFFF"/>
+              <w:bottom w:val="single" w:sz="12" w:color="FFFFFF"/>
+              <w:right w:val="single" w:sz="12" w:color="FFFFFF"/>
+            </w:tcBorders>
+            <w:vAlign w:val="center"/>
+            <w:tcMar>
+              <w:top w:w="40" w:type="dxa"/>
+              <w:left w:w="120" w:type="dxa"/>
+              <w:bottom w:w="40" w:type="dxa"/>
+              <w:right w:w="80" w:type="dxa"/>
+            </w:tcMar>
           </w:tcPr>
           <w:p>
-            <w:r>
-              <w:rPr>
-                <w:sz w:val="17"/>
+            <w:pPr>
+              <w:spacing w:before="0" w:after="0"/>
+              <w:jc w:val="center"/>
+            </w:pPr>
+            <w:r>
+              <w:rPr>
+                <w:sz w:val="16"/>
               </w:rPr>
               <w:t>8000</w:t>
             </w:r>
@@ -522,12 +954,29 @@
         <w:tc>
           <w:tcPr>
             <w:tcW w:type="dxa" w:w="1630"/>
-            <w:shd w:val="clear" w:color="auto" w:fill="FFFFFF"/>
+            <w:shd w:val="clear" w:color="auto" w:fill="EAEAEA"/>
+            <w:tcBorders>
+              <w:top w:val="single" w:sz="12" w:color="FFFFFF"/>
+              <w:left w:val="single" w:sz="12" w:color="FFFFFF"/>
+              <w:bottom w:val="single" w:sz="12" w:color="FFFFFF"/>
+              <w:right w:val="single" w:sz="12" w:color="FFFFFF"/>
+            </w:tcBorders>
+            <w:vAlign w:val="center"/>
+            <w:tcMar>
+              <w:top w:w="40" w:type="dxa"/>
+              <w:left w:w="120" w:type="dxa"/>
+              <w:bottom w:w="40" w:type="dxa"/>
+              <w:right w:w="80" w:type="dxa"/>
+            </w:tcMar>
           </w:tcPr>
           <w:p>
-            <w:r>
-              <w:rPr>
-                <w:sz w:val="17"/>
+            <w:pPr>
+              <w:spacing w:before="0" w:after="0"/>
+              <w:jc w:val="center"/>
+            </w:pPr>
+            <w:r>
+              <w:rPr>
+                <w:sz w:val="16"/>
               </w:rPr>
               <w:t>Tool calling + visión</w:t>
             </w:r>
@@ -535,15 +984,35 @@
         </w:tc>
       </w:tr>
       <w:tr>
+        <w:trPr>
+          <w:trHeight w:val="283" w:hRule="atLeast"/>
+        </w:trPr>
         <w:tc>
           <w:tcPr>
             <w:tcW w:type="dxa" w:w="1630"/>
-            <w:shd w:val="clear" w:color="auto" w:fill="F8F8F8"/>
+            <w:shd w:val="clear" w:color="auto" w:fill="EAEAEA"/>
+            <w:tcBorders>
+              <w:top w:val="single" w:sz="12" w:color="FFFFFF"/>
+              <w:left w:val="single" w:sz="12" w:color="FFFFFF"/>
+              <w:bottom w:val="single" w:sz="12" w:color="FFFFFF"/>
+              <w:right w:val="single" w:sz="12" w:color="FFFFFF"/>
+            </w:tcBorders>
+            <w:vAlign w:val="center"/>
+            <w:tcMar>
+              <w:top w:w="40" w:type="dxa"/>
+              <w:left w:w="120" w:type="dxa"/>
+              <w:bottom w:w="40" w:type="dxa"/>
+              <w:right w:w="80" w:type="dxa"/>
+            </w:tcMar>
           </w:tcPr>
           <w:p>
-            <w:r>
-              <w:rPr>
-                <w:sz w:val="17"/>
+            <w:pPr>
+              <w:spacing w:before="0" w:after="0"/>
+              <w:jc w:val="center"/>
+            </w:pPr>
+            <w:r>
+              <w:rPr>
+                <w:sz w:val="16"/>
               </w:rPr>
               <w:t>Gemma 4 E4B</w:t>
             </w:r>
@@ -552,12 +1021,29 @@
         <w:tc>
           <w:tcPr>
             <w:tcW w:type="dxa" w:w="1630"/>
-            <w:shd w:val="clear" w:color="auto" w:fill="F8F8F8"/>
+            <w:shd w:val="clear" w:color="auto" w:fill="EAEAEA"/>
+            <w:tcBorders>
+              <w:top w:val="single" w:sz="12" w:color="FFFFFF"/>
+              <w:left w:val="single" w:sz="12" w:color="FFFFFF"/>
+              <w:bottom w:val="single" w:sz="12" w:color="FFFFFF"/>
+              <w:right w:val="single" w:sz="12" w:color="FFFFFF"/>
+            </w:tcBorders>
+            <w:vAlign w:val="center"/>
+            <w:tcMar>
+              <w:top w:w="40" w:type="dxa"/>
+              <w:left w:w="120" w:type="dxa"/>
+              <w:bottom w:w="40" w:type="dxa"/>
+              <w:right w:w="80" w:type="dxa"/>
+            </w:tcMar>
           </w:tcPr>
           <w:p>
-            <w:r>
-              <w:rPr>
-                <w:sz w:val="17"/>
+            <w:pPr>
+              <w:spacing w:before="0" w:after="0"/>
+              <w:jc w:val="center"/>
+            </w:pPr>
+            <w:r>
+              <w:rPr>
+                <w:sz w:val="16"/>
               </w:rPr>
               <w:t>vLLM</w:t>
             </w:r>
@@ -566,12 +1052,29 @@
         <w:tc>
           <w:tcPr>
             <w:tcW w:type="dxa" w:w="1630"/>
-            <w:shd w:val="clear" w:color="auto" w:fill="F8F8F8"/>
+            <w:shd w:val="clear" w:color="auto" w:fill="EAEAEA"/>
+            <w:tcBorders>
+              <w:top w:val="single" w:sz="12" w:color="FFFFFF"/>
+              <w:left w:val="single" w:sz="12" w:color="FFFFFF"/>
+              <w:bottom w:val="single" w:sz="12" w:color="FFFFFF"/>
+              <w:right w:val="single" w:sz="12" w:color="FFFFFF"/>
+            </w:tcBorders>
+            <w:vAlign w:val="center"/>
+            <w:tcMar>
+              <w:top w:w="40" w:type="dxa"/>
+              <w:left w:w="120" w:type="dxa"/>
+              <w:bottom w:w="40" w:type="dxa"/>
+              <w:right w:w="80" w:type="dxa"/>
+            </w:tcMar>
           </w:tcPr>
           <w:p>
-            <w:r>
-              <w:rPr>
-                <w:sz w:val="17"/>
+            <w:pPr>
+              <w:spacing w:before="0" w:after="0"/>
+              <w:jc w:val="center"/>
+            </w:pPr>
+            <w:r>
+              <w:rPr>
+                <w:sz w:val="16"/>
               </w:rPr>
               <w:t>gemma4</w:t>
             </w:r>
@@ -580,12 +1083,29 @@
         <w:tc>
           <w:tcPr>
             <w:tcW w:type="dxa" w:w="1630"/>
-            <w:shd w:val="clear" w:color="auto" w:fill="F8F8F8"/>
+            <w:shd w:val="clear" w:color="auto" w:fill="EAEAEA"/>
+            <w:tcBorders>
+              <w:top w:val="single" w:sz="12" w:color="FFFFFF"/>
+              <w:left w:val="single" w:sz="12" w:color="FFFFFF"/>
+              <w:bottom w:val="single" w:sz="12" w:color="FFFFFF"/>
+              <w:right w:val="single" w:sz="12" w:color="FFFFFF"/>
+            </w:tcBorders>
+            <w:vAlign w:val="center"/>
+            <w:tcMar>
+              <w:top w:w="40" w:type="dxa"/>
+              <w:left w:w="120" w:type="dxa"/>
+              <w:bottom w:w="40" w:type="dxa"/>
+              <w:right w:w="80" w:type="dxa"/>
+            </w:tcMar>
           </w:tcPr>
           <w:p>
-            <w:r>
-              <w:rPr>
-                <w:sz w:val="17"/>
+            <w:pPr>
+              <w:spacing w:before="0" w:after="0"/>
+              <w:jc w:val="center"/>
+            </w:pPr>
+            <w:r>
+              <w:rPr>
+                <w:sz w:val="16"/>
               </w:rPr>
               <w:t>8000</w:t>
             </w:r>
@@ -594,12 +1114,29 @@
         <w:tc>
           <w:tcPr>
             <w:tcW w:type="dxa" w:w="1630"/>
-            <w:shd w:val="clear" w:color="auto" w:fill="F8F8F8"/>
+            <w:shd w:val="clear" w:color="auto" w:fill="EAEAEA"/>
+            <w:tcBorders>
+              <w:top w:val="single" w:sz="12" w:color="FFFFFF"/>
+              <w:left w:val="single" w:sz="12" w:color="FFFFFF"/>
+              <w:bottom w:val="single" w:sz="12" w:color="FFFFFF"/>
+              <w:right w:val="single" w:sz="12" w:color="FFFFFF"/>
+            </w:tcBorders>
+            <w:vAlign w:val="center"/>
+            <w:tcMar>
+              <w:top w:w="40" w:type="dxa"/>
+              <w:left w:w="120" w:type="dxa"/>
+              <w:bottom w:w="40" w:type="dxa"/>
+              <w:right w:w="80" w:type="dxa"/>
+            </w:tcMar>
           </w:tcPr>
           <w:p>
-            <w:r>
-              <w:rPr>
-                <w:sz w:val="17"/>
+            <w:pPr>
+              <w:spacing w:before="0" w:after="0"/>
+              <w:jc w:val="center"/>
+            </w:pPr>
+            <w:r>
+              <w:rPr>
+                <w:sz w:val="16"/>
               </w:rPr>
               <w:t>Multimodal compacto</w:t>
             </w:r>
@@ -607,15 +1144,35 @@
         </w:tc>
       </w:tr>
       <w:tr>
+        <w:trPr>
+          <w:trHeight w:val="283" w:hRule="atLeast"/>
+        </w:trPr>
         <w:tc>
           <w:tcPr>
             <w:tcW w:type="dxa" w:w="1630"/>
-            <w:shd w:val="clear" w:color="auto" w:fill="FFFFFF"/>
+            <w:shd w:val="clear" w:color="auto" w:fill="EAEAEA"/>
+            <w:tcBorders>
+              <w:top w:val="single" w:sz="12" w:color="FFFFFF"/>
+              <w:left w:val="single" w:sz="12" w:color="FFFFFF"/>
+              <w:bottom w:val="single" w:sz="12" w:color="FFFFFF"/>
+              <w:right w:val="single" w:sz="12" w:color="FFFFFF"/>
+            </w:tcBorders>
+            <w:vAlign w:val="center"/>
+            <w:tcMar>
+              <w:top w:w="40" w:type="dxa"/>
+              <w:left w:w="120" w:type="dxa"/>
+              <w:bottom w:w="40" w:type="dxa"/>
+              <w:right w:w="80" w:type="dxa"/>
+            </w:tcMar>
           </w:tcPr>
           <w:p>
-            <w:r>
-              <w:rPr>
-                <w:sz w:val="17"/>
+            <w:pPr>
+              <w:spacing w:before="0" w:after="0"/>
+              <w:jc w:val="center"/>
+            </w:pPr>
+            <w:r>
+              <w:rPr>
+                <w:sz w:val="16"/>
               </w:rPr>
               <w:t>GPT OSS 20B</w:t>
             </w:r>
@@ -624,12 +1181,29 @@
         <w:tc>
           <w:tcPr>
             <w:tcW w:type="dxa" w:w="1630"/>
-            <w:shd w:val="clear" w:color="auto" w:fill="FFFFFF"/>
+            <w:shd w:val="clear" w:color="auto" w:fill="EAEAEA"/>
+            <w:tcBorders>
+              <w:top w:val="single" w:sz="12" w:color="FFFFFF"/>
+              <w:left w:val="single" w:sz="12" w:color="FFFFFF"/>
+              <w:bottom w:val="single" w:sz="12" w:color="FFFFFF"/>
+              <w:right w:val="single" w:sz="12" w:color="FFFFFF"/>
+            </w:tcBorders>
+            <w:vAlign w:val="center"/>
+            <w:tcMar>
+              <w:top w:w="40" w:type="dxa"/>
+              <w:left w:w="120" w:type="dxa"/>
+              <w:bottom w:w="40" w:type="dxa"/>
+              <w:right w:w="80" w:type="dxa"/>
+            </w:tcMar>
           </w:tcPr>
           <w:p>
-            <w:r>
-              <w:rPr>
-                <w:sz w:val="17"/>
+            <w:pPr>
+              <w:spacing w:before="0" w:after="0"/>
+              <w:jc w:val="center"/>
+            </w:pPr>
+            <w:r>
+              <w:rPr>
+                <w:sz w:val="16"/>
               </w:rPr>
               <w:t>vLLM</w:t>
             </w:r>
@@ -638,12 +1212,29 @@
         <w:tc>
           <w:tcPr>
             <w:tcW w:type="dxa" w:w="1630"/>
-            <w:shd w:val="clear" w:color="auto" w:fill="FFFFFF"/>
+            <w:shd w:val="clear" w:color="auto" w:fill="EAEAEA"/>
+            <w:tcBorders>
+              <w:top w:val="single" w:sz="12" w:color="FFFFFF"/>
+              <w:left w:val="single" w:sz="12" w:color="FFFFFF"/>
+              <w:bottom w:val="single" w:sz="12" w:color="FFFFFF"/>
+              <w:right w:val="single" w:sz="12" w:color="FFFFFF"/>
+            </w:tcBorders>
+            <w:vAlign w:val="center"/>
+            <w:tcMar>
+              <w:top w:w="40" w:type="dxa"/>
+              <w:left w:w="120" w:type="dxa"/>
+              <w:bottom w:w="40" w:type="dxa"/>
+              <w:right w:w="80" w:type="dxa"/>
+            </w:tcMar>
           </w:tcPr>
           <w:p>
-            <w:r>
-              <w:rPr>
-                <w:sz w:val="17"/>
+            <w:pPr>
+              <w:spacing w:before="0" w:after="0"/>
+              <w:jc w:val="center"/>
+            </w:pPr>
+            <w:r>
+              <w:rPr>
+                <w:sz w:val="16"/>
               </w:rPr>
               <w:t>(nativo OpenAI)</w:t>
             </w:r>
@@ -652,12 +1243,29 @@
         <w:tc>
           <w:tcPr>
             <w:tcW w:type="dxa" w:w="1630"/>
-            <w:shd w:val="clear" w:color="auto" w:fill="FFFFFF"/>
+            <w:shd w:val="clear" w:color="auto" w:fill="EAEAEA"/>
+            <w:tcBorders>
+              <w:top w:val="single" w:sz="12" w:color="FFFFFF"/>
+              <w:left w:val="single" w:sz="12" w:color="FFFFFF"/>
+              <w:bottom w:val="single" w:sz="12" w:color="FFFFFF"/>
+              <w:right w:val="single" w:sz="12" w:color="FFFFFF"/>
+            </w:tcBorders>
+            <w:vAlign w:val="center"/>
+            <w:tcMar>
+              <w:top w:w="40" w:type="dxa"/>
+              <w:left w:w="120" w:type="dxa"/>
+              <w:bottom w:w="40" w:type="dxa"/>
+              <w:right w:w="80" w:type="dxa"/>
+            </w:tcMar>
           </w:tcPr>
           <w:p>
-            <w:r>
-              <w:rPr>
-                <w:sz w:val="17"/>
+            <w:pPr>
+              <w:spacing w:before="0" w:after="0"/>
+              <w:jc w:val="center"/>
+            </w:pPr>
+            <w:r>
+              <w:rPr>
+                <w:sz w:val="16"/>
               </w:rPr>
               <w:t>8000</w:t>
             </w:r>
@@ -666,12 +1274,29 @@
         <w:tc>
           <w:tcPr>
             <w:tcW w:type="dxa" w:w="1630"/>
-            <w:shd w:val="clear" w:color="auto" w:fill="FFFFFF"/>
+            <w:shd w:val="clear" w:color="auto" w:fill="EAEAEA"/>
+            <w:tcBorders>
+              <w:top w:val="single" w:sz="12" w:color="FFFFFF"/>
+              <w:left w:val="single" w:sz="12" w:color="FFFFFF"/>
+              <w:bottom w:val="single" w:sz="12" w:color="FFFFFF"/>
+              <w:right w:val="single" w:sz="12" w:color="FFFFFF"/>
+            </w:tcBorders>
+            <w:vAlign w:val="center"/>
+            <w:tcMar>
+              <w:top w:w="40" w:type="dxa"/>
+              <w:left w:w="120" w:type="dxa"/>
+              <w:bottom w:w="40" w:type="dxa"/>
+              <w:right w:w="80" w:type="dxa"/>
+            </w:tcMar>
           </w:tcPr>
           <w:p>
-            <w:r>
-              <w:rPr>
-                <w:sz w:val="17"/>
+            <w:pPr>
+              <w:spacing w:before="0" w:after="0"/>
+              <w:jc w:val="center"/>
+            </w:pPr>
+            <w:r>
+              <w:rPr>
+                <w:sz w:val="16"/>
               </w:rPr>
               <w:t>Compatible drop-in con SDK OpenAI</w:t>
             </w:r>
@@ -741,10 +1366,11 @@
         <w:pStyle w:val="Endure-Subhead"/>
         <w:keepNext/>
         <w:spacing w:before="160" w:after="60"/>
+        <w:outlineLvl w:val="2"/>
       </w:pPr>
       <w:r>
         <w:rPr>
-          <w:sz w:val="18"/>
+          <w:sz w:val="22"/>
         </w:rPr>
         <w:t>13D.1.2 Formatos de Tool Calling</w:t>
       </w:r>
@@ -752,18 +1378,24 @@
     <w:p>
       <w:pPr>
         <w:pStyle w:val="Endure-FirstParagraphBodyText"/>
+        <w:spacing w:before="100" w:after="100"/>
       </w:pPr>
       <w:r>
+        <w:rPr>
+          <w:sz w:val="20"/>
+        </w:rPr>
         <w:t>Existen dos formatos principales que los modelos del Jetson usan:</w:t>
       </w:r>
     </w:p>
     <w:p>
       <w:pPr>
         <w:pStyle w:val="Endure-ChapterBodyText"/>
+        <w:spacing w:before="100" w:after="100"/>
       </w:pPr>
       <w:r>
         <w:rPr>
           <w:b/>
+          <w:sz w:val="20"/>
         </w:rPr>
         <w:t>Formato OpenAI (estándar — soportado por todos los modelos en vLLM):</w:t>
       </w:r>
@@ -781,7 +1413,7 @@
         <w:tc>
           <w:tcPr>
             <w:tcW w:type="dxa" w:w="8152"/>
-            <w:shd w:val="clear" w:color="auto" w:fill="F2F2F2"/>
+            <w:shd w:val="clear" w:color="auto" w:fill="EAEAEA"/>
             <w:tcBorders>
               <w:left w:val="thick" w:sz="24" w:color="1A5A6A"/>
             </w:tcBorders>
@@ -1107,10 +1739,12 @@
     <w:p>
       <w:pPr>
         <w:pStyle w:val="Endure-ChapterBodyText"/>
+        <w:spacing w:before="100" w:after="100"/>
       </w:pPr>
       <w:r>
         <w:rPr>
           <w:b/>
+          <w:sz w:val="20"/>
         </w:rPr>
         <w:t>Formato Hermes (usado internamente por Qwen3.5 y algunos modelos GGUF):</w:t>
       </w:r>
@@ -1118,8 +1752,12 @@
     <w:p>
       <w:pPr>
         <w:pStyle w:val="Endure-ChapterBodyText"/>
+        <w:spacing w:before="100" w:after="100"/>
       </w:pPr>
       <w:r>
+        <w:rPr>
+          <w:sz w:val="20"/>
+        </w:rPr>
         <w:t>El modelo genera una etiqueta especial con el JSON de la herramienta:</w:t>
       </w:r>
     </w:p>
@@ -1136,7 +1774,7 @@
         <w:tc>
           <w:tcPr>
             <w:tcW w:type="dxa" w:w="8152"/>
-            <w:shd w:val="clear" w:color="auto" w:fill="F2F2F2"/>
+            <w:shd w:val="clear" w:color="auto" w:fill="EAEAEA"/>
             <w:tcBorders>
               <w:left w:val="thick" w:sz="24" w:color="1A5A6A"/>
             </w:tcBorders>
@@ -1157,6 +1795,7 @@
             <w:r>
               <w:rPr>
                 <w:rFonts w:ascii="Courier New" w:hAnsi="Courier New"/>
+                <w:i/>
                 <w:color w:val="555555"/>
                 <w:sz w:val="16"/>
               </w:rPr>
@@ -1173,6 +1812,7 @@
             <w:r>
               <w:rPr>
                 <w:rFonts w:ascii="Courier New" w:hAnsi="Courier New"/>
+                <w:i/>
                 <w:color w:val="555555"/>
                 <w:sz w:val="16"/>
               </w:rPr>
@@ -1189,6 +1829,7 @@
             <w:r>
               <w:rPr>
                 <w:rFonts w:ascii="Courier New" w:hAnsi="Courier New"/>
+                <w:i/>
                 <w:color w:val="555555"/>
                 <w:sz w:val="16"/>
               </w:rPr>
@@ -1206,18 +1847,25 @@
     <w:p>
       <w:pPr>
         <w:pStyle w:val="Endure-ChapterBodyText"/>
+        <w:spacing w:before="100" w:after="100"/>
       </w:pPr>
       <w:r>
+        <w:rPr>
+          <w:sz w:val="20"/>
+        </w:rPr>
         <w:t xml:space="preserve">Con vLLM y el parser </w:t>
       </w:r>
       <w:r>
         <w:rPr>
           <w:rFonts w:ascii="Courier New" w:hAnsi="Courier New"/>
-          <w:sz w:val="17"/>
+          <w:sz w:val="16"/>
         </w:rPr>
         <w:t>qwen3_coder</w:t>
       </w:r>
       <w:r>
+        <w:rPr>
+          <w:sz w:val="20"/>
+        </w:rPr>
         <w:t>, este formato se traduce automáticamente al formato OpenAI. El cliente recibe siempre el formato estándar OpenAI, independientemente del formato interno del modelo.</w:t>
       </w:r>
     </w:p>
@@ -1226,8 +1874,12 @@
         <w:pStyle w:val="Endure-Subhead"/>
         <w:keepNext/>
         <w:spacing w:before="240" w:after="60"/>
+        <w:outlineLvl w:val="1"/>
       </w:pPr>
       <w:r>
+        <w:rPr>
+          <w:sz w:val="24"/>
+        </w:rPr>
         <w:t>13D.2 Iniciar el Modelo con Soporte de Tool Calling</w:t>
       </w:r>
     </w:p>
@@ -1244,7 +1896,7 @@
         <w:tc>
           <w:tcPr>
             <w:tcW w:type="dxa" w:w="8152"/>
-            <w:shd w:val="clear" w:color="auto" w:fill="F2F2F2"/>
+            <w:shd w:val="clear" w:color="auto" w:fill="EAEAEA"/>
             <w:tcBorders>
               <w:left w:val="thick" w:sz="24" w:color="1A5A6A"/>
             </w:tcBorders>
@@ -1282,6 +1934,7 @@
             <w:r>
               <w:rPr>
                 <w:rFonts w:ascii="Courier New" w:hAnsi="Courier New"/>
+                <w:i/>
                 <w:color w:val="555555"/>
                 <w:sz w:val="16"/>
               </w:rPr>
@@ -1314,6 +1967,7 @@
             <w:r>
               <w:rPr>
                 <w:rFonts w:ascii="Courier New" w:hAnsi="Courier New"/>
+                <w:i/>
                 <w:color w:val="555555"/>
                 <w:sz w:val="16"/>
               </w:rPr>
@@ -1330,6 +1984,7 @@
             <w:r>
               <w:rPr>
                 <w:rFonts w:ascii="Courier New" w:hAnsi="Courier New"/>
+                <w:i/>
                 <w:color w:val="555555"/>
                 <w:sz w:val="16"/>
               </w:rPr>
@@ -1346,6 +2001,7 @@
             <w:r>
               <w:rPr>
                 <w:rFonts w:ascii="Courier New" w:hAnsi="Courier New"/>
+                <w:i/>
                 <w:color w:val="555555"/>
                 <w:sz w:val="16"/>
               </w:rPr>
@@ -1362,6 +2018,7 @@
             <w:r>
               <w:rPr>
                 <w:rFonts w:ascii="Courier New" w:hAnsi="Courier New"/>
+                <w:i/>
                 <w:color w:val="555555"/>
                 <w:sz w:val="16"/>
               </w:rPr>
@@ -1378,6 +2035,7 @@
             <w:r>
               <w:rPr>
                 <w:rFonts w:ascii="Courier New" w:hAnsi="Courier New"/>
+                <w:i/>
                 <w:color w:val="555555"/>
                 <w:sz w:val="16"/>
               </w:rPr>
@@ -1394,6 +2052,7 @@
             <w:r>
               <w:rPr>
                 <w:rFonts w:ascii="Courier New" w:hAnsi="Courier New"/>
+                <w:i/>
                 <w:color w:val="555555"/>
                 <w:sz w:val="16"/>
               </w:rPr>
@@ -1410,6 +2069,7 @@
             <w:r>
               <w:rPr>
                 <w:rFonts w:ascii="Courier New" w:hAnsi="Courier New"/>
+                <w:i/>
                 <w:color w:val="555555"/>
                 <w:sz w:val="16"/>
               </w:rPr>
@@ -1442,6 +2102,7 @@
             <w:r>
               <w:rPr>
                 <w:rFonts w:ascii="Courier New" w:hAnsi="Courier New"/>
+                <w:i/>
                 <w:color w:val="555555"/>
                 <w:sz w:val="16"/>
               </w:rPr>
@@ -1458,6 +2119,7 @@
             <w:r>
               <w:rPr>
                 <w:rFonts w:ascii="Courier New" w:hAnsi="Courier New"/>
+                <w:i/>
                 <w:color w:val="555555"/>
                 <w:sz w:val="16"/>
               </w:rPr>
@@ -1474,6 +2136,7 @@
             <w:r>
               <w:rPr>
                 <w:rFonts w:ascii="Courier New" w:hAnsi="Courier New"/>
+                <w:i/>
                 <w:color w:val="555555"/>
                 <w:sz w:val="16"/>
               </w:rPr>
@@ -1490,6 +2153,7 @@
             <w:r>
               <w:rPr>
                 <w:rFonts w:ascii="Courier New" w:hAnsi="Courier New"/>
+                <w:i/>
                 <w:color w:val="555555"/>
                 <w:sz w:val="16"/>
               </w:rPr>
@@ -1506,6 +2170,7 @@
             <w:r>
               <w:rPr>
                 <w:rFonts w:ascii="Courier New" w:hAnsi="Courier New"/>
+                <w:i/>
                 <w:color w:val="555555"/>
                 <w:sz w:val="16"/>
               </w:rPr>
@@ -1522,6 +2187,7 @@
             <w:r>
               <w:rPr>
                 <w:rFonts w:ascii="Courier New" w:hAnsi="Courier New"/>
+                <w:i/>
                 <w:color w:val="555555"/>
                 <w:sz w:val="16"/>
               </w:rPr>
@@ -1538,6 +2204,7 @@
             <w:r>
               <w:rPr>
                 <w:rFonts w:ascii="Courier New" w:hAnsi="Courier New"/>
+                <w:i/>
                 <w:color w:val="555555"/>
                 <w:sz w:val="16"/>
               </w:rPr>
@@ -1554,6 +2221,7 @@
             <w:r>
               <w:rPr>
                 <w:rFonts w:ascii="Courier New" w:hAnsi="Courier New"/>
+                <w:i/>
                 <w:color w:val="555555"/>
                 <w:sz w:val="16"/>
               </w:rPr>
@@ -1570,6 +2238,7 @@
             <w:r>
               <w:rPr>
                 <w:rFonts w:ascii="Courier New" w:hAnsi="Courier New"/>
+                <w:i/>
                 <w:color w:val="555555"/>
                 <w:sz w:val="16"/>
               </w:rPr>
@@ -1617,6 +2286,7 @@
             <w:r>
               <w:rPr>
                 <w:rFonts w:ascii="Courier New" w:hAnsi="Courier New"/>
+                <w:i/>
                 <w:color w:val="555555"/>
                 <w:sz w:val="16"/>
               </w:rPr>
@@ -1660,7 +2330,7 @@
         <w:tc>
           <w:tcPr>
             <w:tcW w:type="dxa" w:w="8152"/>
-            <w:shd w:val="clear" w:color="auto" w:fill="F2F2F2"/>
+            <w:shd w:val="clear" w:color="auto" w:fill="EAEAEA"/>
             <w:tcBorders>
               <w:left w:val="thick" w:sz="24" w:color="1A5A6A"/>
             </w:tcBorders>
@@ -1698,6 +2368,7 @@
             <w:r>
               <w:rPr>
                 <w:rFonts w:ascii="Courier New" w:hAnsi="Courier New"/>
+                <w:i/>
                 <w:color w:val="555555"/>
                 <w:sz w:val="16"/>
               </w:rPr>
@@ -1730,6 +2401,7 @@
             <w:r>
               <w:rPr>
                 <w:rFonts w:ascii="Courier New" w:hAnsi="Courier New"/>
+                <w:i/>
                 <w:color w:val="555555"/>
                 <w:sz w:val="16"/>
               </w:rPr>
@@ -1746,6 +2418,7 @@
             <w:r>
               <w:rPr>
                 <w:rFonts w:ascii="Courier New" w:hAnsi="Courier New"/>
+                <w:i/>
                 <w:color w:val="555555"/>
                 <w:sz w:val="16"/>
               </w:rPr>
@@ -1762,6 +2435,7 @@
             <w:r>
               <w:rPr>
                 <w:rFonts w:ascii="Courier New" w:hAnsi="Courier New"/>
+                <w:i/>
                 <w:color w:val="555555"/>
                 <w:sz w:val="16"/>
               </w:rPr>
@@ -1778,6 +2452,7 @@
             <w:r>
               <w:rPr>
                 <w:rFonts w:ascii="Courier New" w:hAnsi="Courier New"/>
+                <w:i/>
                 <w:color w:val="555555"/>
                 <w:sz w:val="16"/>
               </w:rPr>
@@ -1794,6 +2469,7 @@
             <w:r>
               <w:rPr>
                 <w:rFonts w:ascii="Courier New" w:hAnsi="Courier New"/>
+                <w:i/>
                 <w:color w:val="555555"/>
                 <w:sz w:val="16"/>
               </w:rPr>
@@ -1810,6 +2486,7 @@
             <w:r>
               <w:rPr>
                 <w:rFonts w:ascii="Courier New" w:hAnsi="Courier New"/>
+                <w:i/>
                 <w:color w:val="555555"/>
                 <w:sz w:val="16"/>
               </w:rPr>
@@ -1826,6 +2503,7 @@
             <w:r>
               <w:rPr>
                 <w:rFonts w:ascii="Courier New" w:hAnsi="Courier New"/>
+                <w:i/>
                 <w:color w:val="555555"/>
                 <w:sz w:val="16"/>
               </w:rPr>
@@ -1842,6 +2520,7 @@
             <w:r>
               <w:rPr>
                 <w:rFonts w:ascii="Courier New" w:hAnsi="Courier New"/>
+                <w:i/>
                 <w:color w:val="555555"/>
                 <w:sz w:val="16"/>
               </w:rPr>
@@ -1874,6 +2553,7 @@
             <w:r>
               <w:rPr>
                 <w:rFonts w:ascii="Courier New" w:hAnsi="Courier New"/>
+                <w:i/>
                 <w:color w:val="555555"/>
                 <w:sz w:val="16"/>
               </w:rPr>
@@ -1890,6 +2570,7 @@
             <w:r>
               <w:rPr>
                 <w:rFonts w:ascii="Courier New" w:hAnsi="Courier New"/>
+                <w:i/>
                 <w:color w:val="555555"/>
                 <w:sz w:val="16"/>
               </w:rPr>
@@ -1906,6 +2587,7 @@
             <w:r>
               <w:rPr>
                 <w:rFonts w:ascii="Courier New" w:hAnsi="Courier New"/>
+                <w:i/>
                 <w:color w:val="555555"/>
                 <w:sz w:val="16"/>
               </w:rPr>
@@ -1922,6 +2604,7 @@
             <w:r>
               <w:rPr>
                 <w:rFonts w:ascii="Courier New" w:hAnsi="Courier New"/>
+                <w:i/>
                 <w:color w:val="555555"/>
                 <w:sz w:val="16"/>
               </w:rPr>
@@ -1938,6 +2621,7 @@
             <w:r>
               <w:rPr>
                 <w:rFonts w:ascii="Courier New" w:hAnsi="Courier New"/>
+                <w:i/>
                 <w:color w:val="555555"/>
                 <w:sz w:val="16"/>
               </w:rPr>
@@ -1954,6 +2638,7 @@
             <w:r>
               <w:rPr>
                 <w:rFonts w:ascii="Courier New" w:hAnsi="Courier New"/>
+                <w:i/>
                 <w:color w:val="555555"/>
                 <w:sz w:val="16"/>
               </w:rPr>
@@ -1985,6 +2670,7 @@
             <w:r>
               <w:rPr>
                 <w:rFonts w:ascii="Courier New" w:hAnsi="Courier New"/>
+                <w:i/>
                 <w:color w:val="555555"/>
                 <w:sz w:val="16"/>
               </w:rPr>
@@ -2020,8 +2706,12 @@
         <w:pStyle w:val="Endure-Subhead"/>
         <w:keepNext/>
         <w:spacing w:before="240" w:after="60"/>
+        <w:outlineLvl w:val="1"/>
       </w:pPr>
       <w:r>
+        <w:rPr>
+          <w:sz w:val="24"/>
+        </w:rPr>
         <w:t>13D.3 Ejemplos en Python</w:t>
       </w:r>
     </w:p>
@@ -2030,10 +2720,11 @@
         <w:pStyle w:val="Endure-Subhead"/>
         <w:keepNext/>
         <w:spacing w:before="160" w:after="60"/>
+        <w:outlineLvl w:val="2"/>
       </w:pPr>
       <w:r>
         <w:rPr>
-          <w:sz w:val="18"/>
+          <w:sz w:val="22"/>
         </w:rPr>
         <w:t>13D.3.1 Herramienta de Consulta del Sistema Jetson</w:t>
       </w:r>
@@ -2051,7 +2742,7 @@
         <w:tc>
           <w:tcPr>
             <w:tcW w:type="dxa" w:w="8152"/>
-            <w:shd w:val="clear" w:color="auto" w:fill="F2F2F2"/>
+            <w:shd w:val="clear" w:color="auto" w:fill="EAEAEA"/>
             <w:tcBorders>
               <w:left w:val="thick" w:sz="24" w:color="1A5A6A"/>
             </w:tcBorders>
@@ -2072,7 +2763,8 @@
             <w:r>
               <w:rPr>
                 <w:rFonts w:ascii="Courier New" w:hAnsi="Courier New"/>
-                <w:color w:val="1A1A1A"/>
+                <w:i/>
+                <w:color w:val="888888"/>
                 <w:sz w:val="16"/>
               </w:rPr>
               <w:t>#!/usr/bin/env python3</w:t>
@@ -2246,7 +2938,8 @@
             <w:r>
               <w:rPr>
                 <w:rFonts w:ascii="Courier New" w:hAnsi="Courier New"/>
-                <w:color w:val="1A1A1A"/>
+                <w:i/>
+                <w:color w:val="888888"/>
                 <w:sz w:val="16"/>
               </w:rPr>
               <w:t># ── Implementación de herramientas ──────────────────────────────────────────</w:t>
@@ -2389,7 +3082,8 @@
             <w:r>
               <w:rPr>
                 <w:rFonts w:ascii="Courier New" w:hAnsi="Courier New"/>
-                <w:color w:val="1A1A1A"/>
+                <w:i/>
+                <w:color w:val="888888"/>
                 <w:sz w:val="16"/>
               </w:rPr>
               <w:t xml:space="preserve">        # Formato: ... GPU@45.5C ...</w:t>
@@ -3185,7 +3879,8 @@
             <w:r>
               <w:rPr>
                 <w:rFonts w:ascii="Courier New" w:hAnsi="Courier New"/>
-                <w:color w:val="1A1A1A"/>
+                <w:i/>
+                <w:color w:val="888888"/>
                 <w:sz w:val="16"/>
               </w:rPr>
               <w:t># ── Mapa de funciones disponibles ───────────────────────────────────────────</w:t>
@@ -3312,7 +4007,8 @@
             <w:r>
               <w:rPr>
                 <w:rFonts w:ascii="Courier New" w:hAnsi="Courier New"/>
-                <w:color w:val="1A1A1A"/>
+                <w:i/>
+                <w:color w:val="888888"/>
                 <w:sz w:val="16"/>
               </w:rPr>
               <w:t># ── Definición de herramientas (formato OpenAI) ─────────────────────────────</w:t>
@@ -4047,7 +4743,8 @@
             <w:r>
               <w:rPr>
                 <w:rFonts w:ascii="Courier New" w:hAnsi="Courier New"/>
-                <w:color w:val="1A1A1A"/>
+                <w:i/>
+                <w:color w:val="888888"/>
                 <w:sz w:val="16"/>
               </w:rPr>
               <w:t># ── Bucle de conversación con tool calling ───────────────────────────────────</w:t>
@@ -4839,7 +5536,8 @@
             <w:r>
               <w:rPr>
                 <w:rFonts w:ascii="Courier New" w:hAnsi="Courier New"/>
-                <w:color w:val="1A1A1A"/>
+                <w:i/>
+                <w:color w:val="888888"/>
                 <w:sz w:val="16"/>
               </w:rPr>
               <w:t># ── Punto de entrada ─────────────────────────────────────────────────────────</w:t>
@@ -4871,7 +5569,8 @@
             <w:r>
               <w:rPr>
                 <w:rFonts w:ascii="Courier New" w:hAnsi="Courier New"/>
-                <w:color w:val="1A1A1A"/>
+                <w:i/>
+                <w:color w:val="888888"/>
                 <w:sz w:val="16"/>
               </w:rPr>
               <w:t xml:space="preserve">    # Ejemplos de preguntas que el agente puede responder usando herramientas:</w:t>
@@ -5057,7 +5756,7 @@
         <w:tc>
           <w:tcPr>
             <w:tcW w:type="dxa" w:w="8152"/>
-            <w:shd w:val="clear" w:color="auto" w:fill="F2F2F2"/>
+            <w:shd w:val="clear" w:color="auto" w:fill="EAEAEA"/>
             <w:tcBorders>
               <w:left w:val="thick" w:sz="24" w:color="1A5A6A"/>
             </w:tcBorders>
@@ -5128,6 +5827,7 @@
             <w:r>
               <w:rPr>
                 <w:rFonts w:ascii="Courier New" w:hAnsi="Courier New"/>
+                <w:i/>
                 <w:color w:val="555555"/>
                 <w:sz w:val="16"/>
               </w:rPr>
@@ -5202,7 +5902,7 @@
         <w:tc>
           <w:tcPr>
             <w:tcW w:type="dxa" w:w="8152"/>
-            <w:shd w:val="clear" w:color="auto" w:fill="F2F2F2"/>
+            <w:shd w:val="clear" w:color="auto" w:fill="EAEAEA"/>
             <w:tcBorders>
               <w:left w:val="thick" w:sz="24" w:color="1A5A6A"/>
             </w:tcBorders>
@@ -5240,6 +5940,7 @@
             <w:r>
               <w:rPr>
                 <w:rFonts w:ascii="Courier New" w:hAnsi="Courier New"/>
+                <w:i/>
                 <w:color w:val="555555"/>
                 <w:sz w:val="16"/>
               </w:rPr>
@@ -5256,6 +5957,7 @@
             <w:r>
               <w:rPr>
                 <w:rFonts w:ascii="Courier New" w:hAnsi="Courier New"/>
+                <w:i/>
                 <w:color w:val="555555"/>
                 <w:sz w:val="16"/>
               </w:rPr>
@@ -5272,6 +5974,7 @@
             <w:r>
               <w:rPr>
                 <w:rFonts w:ascii="Courier New" w:hAnsi="Courier New"/>
+                <w:i/>
                 <w:color w:val="555555"/>
                 <w:sz w:val="16"/>
               </w:rPr>
@@ -5288,6 +5991,7 @@
             <w:r>
               <w:rPr>
                 <w:rFonts w:ascii="Courier New" w:hAnsi="Courier New"/>
+                <w:i/>
                 <w:color w:val="555555"/>
                 <w:sz w:val="16"/>
               </w:rPr>
@@ -5307,10 +6011,11 @@
         <w:pStyle w:val="Endure-Subhead"/>
         <w:keepNext/>
         <w:spacing w:before="160" w:after="60"/>
+        <w:outlineLvl w:val="2"/>
       </w:pPr>
       <w:r>
         <w:rPr>
-          <w:sz w:val="18"/>
+          <w:sz w:val="22"/>
         </w:rPr>
         <w:t>13D.3.2 Agente de Búsqueda Web + Respuesta</w:t>
       </w:r>
@@ -5328,7 +6033,7 @@
         <w:tc>
           <w:tcPr>
             <w:tcW w:type="dxa" w:w="8152"/>
-            <w:shd w:val="clear" w:color="auto" w:fill="F2F2F2"/>
+            <w:shd w:val="clear" w:color="auto" w:fill="EAEAEA"/>
             <w:tcBorders>
               <w:left w:val="thick" w:sz="24" w:color="1A5A6A"/>
             </w:tcBorders>
@@ -5349,7 +6054,8 @@
             <w:r>
               <w:rPr>
                 <w:rFonts w:ascii="Courier New" w:hAnsi="Courier New"/>
-                <w:color w:val="1A1A1A"/>
+                <w:i/>
+                <w:color w:val="888888"/>
                 <w:sz w:val="16"/>
               </w:rPr>
               <w:t>#!/usr/bin/env python3</w:t>
@@ -5586,7 +6292,8 @@
             <w:r>
               <w:rPr>
                 <w:rFonts w:ascii="Courier New" w:hAnsi="Courier New"/>
-                <w:color w:val="1A1A1A"/>
+                <w:i/>
+                <w:color w:val="888888"/>
                 <w:sz w:val="16"/>
               </w:rPr>
               <w:t xml:space="preserve">        # Simulación si no hay API key</w:t>
@@ -6573,7 +7280,8 @@
             <w:r>
               <w:rPr>
                 <w:rFonts w:ascii="Courier New" w:hAnsi="Courier New"/>
-                <w:color w:val="1A1A1A"/>
+                <w:i/>
+                <w:color w:val="888888"/>
                 <w:sz w:val="16"/>
               </w:rPr>
               <w:t># Ejemplo de uso</w:t>
@@ -6608,10 +7316,11 @@
         <w:pStyle w:val="Endure-Subhead"/>
         <w:keepNext/>
         <w:spacing w:before="160" w:after="60"/>
+        <w:outlineLvl w:val="2"/>
       </w:pPr>
       <w:r>
         <w:rPr>
-          <w:sz w:val="18"/>
+          <w:sz w:val="22"/>
         </w:rPr>
         <w:t>13D.3.3 Tool Calling con Gemma 4 (Parser gemma4)</w:t>
       </w:r>
@@ -6629,7 +7338,7 @@
         <w:tc>
           <w:tcPr>
             <w:tcW w:type="dxa" w:w="8152"/>
-            <w:shd w:val="clear" w:color="auto" w:fill="F2F2F2"/>
+            <w:shd w:val="clear" w:color="auto" w:fill="EAEAEA"/>
             <w:tcBorders>
               <w:left w:val="thick" w:sz="24" w:color="1A5A6A"/>
             </w:tcBorders>
@@ -6650,7 +7359,8 @@
             <w:r>
               <w:rPr>
                 <w:rFonts w:ascii="Courier New" w:hAnsi="Courier New"/>
-                <w:color w:val="1A1A1A"/>
+                <w:i/>
+                <w:color w:val="888888"/>
                 <w:sz w:val="16"/>
               </w:rPr>
               <w:t>#!/usr/bin/env python3</w:t>
@@ -6793,7 +7503,8 @@
             <w:r>
               <w:rPr>
                 <w:rFonts w:ascii="Courier New" w:hAnsi="Courier New"/>
-                <w:color w:val="1A1A1A"/>
+                <w:i/>
+                <w:color w:val="888888"/>
                 <w:sz w:val="16"/>
               </w:rPr>
               <w:t># Asegúrese de tener gemma4-26b-vllm corriendo en :8000</w:t>
@@ -6840,7 +7551,8 @@
             <w:r>
               <w:rPr>
                 <w:rFonts w:ascii="Courier New" w:hAnsi="Courier New"/>
-                <w:color w:val="1A1A1A"/>
+                <w:i/>
+                <w:color w:val="888888"/>
                 <w:sz w:val="16"/>
               </w:rPr>
               <w:t># Obtener el model ID dinámicamente</w:t>
@@ -7413,7 +8125,8 @@
             <w:r>
               <w:rPr>
                 <w:rFonts w:ascii="Courier New" w:hAnsi="Courier New"/>
-                <w:color w:val="1A1A1A"/>
+                <w:i/>
+                <w:color w:val="888888"/>
                 <w:sz w:val="16"/>
               </w:rPr>
               <w:t># Ejecutar agente con tool calling + visión</w:t>
@@ -7797,26 +8510,37 @@
         <w:pStyle w:val="Endure-Subhead"/>
         <w:keepNext/>
         <w:spacing w:before="240" w:after="60"/>
+        <w:outlineLvl w:val="1"/>
       </w:pPr>
       <w:r>
+        <w:rPr>
+          <w:sz w:val="24"/>
+        </w:rPr>
         <w:t>13D.4 Cliente C++ via API REST de llama.cpp</w:t>
       </w:r>
     </w:p>
     <w:p>
       <w:pPr>
         <w:pStyle w:val="Endure-FirstParagraphBodyText"/>
+        <w:spacing w:before="100" w:after="100"/>
       </w:pPr>
       <w:r>
+        <w:rPr>
+          <w:sz w:val="20"/>
+        </w:rPr>
         <w:t xml:space="preserve">Para proyectos de robótica o sistemas embebidos donde Python no es una opción, llama.cpp expone la misma API OpenAI en el puerto 8080. El siguiente ejemplo usa la biblioteca </w:t>
       </w:r>
       <w:r>
         <w:rPr>
           <w:rFonts w:ascii="Courier New" w:hAnsi="Courier New"/>
-          <w:sz w:val="17"/>
+          <w:sz w:val="16"/>
         </w:rPr>
         <w:t>libcurl</w:t>
       </w:r>
       <w:r>
+        <w:rPr>
+          <w:sz w:val="20"/>
+        </w:rPr>
         <w:t xml:space="preserve"> para hacer tool calling desde C++:</w:t>
       </w:r>
     </w:p>
@@ -7833,7 +8557,7 @@
         <w:tc>
           <w:tcPr>
             <w:tcW w:type="dxa" w:w="8152"/>
-            <w:shd w:val="clear" w:color="auto" w:fill="F2F2F2"/>
+            <w:shd w:val="clear" w:color="auto" w:fill="EAEAEA"/>
             <w:tcBorders>
               <w:left w:val="thick" w:sz="24" w:color="1A5A6A"/>
             </w:tcBorders>
@@ -7920,7 +8644,8 @@
             <w:r>
               <w:rPr>
                 <w:rFonts w:ascii="Courier New" w:hAnsi="Courier New"/>
-                <w:color w:val="1A1A1A"/>
+                <w:i/>
+                <w:color w:val="888888"/>
                 <w:sz w:val="16"/>
               </w:rPr>
               <w:t>#include &lt;curl/curl.h&gt;</w:t>
@@ -7936,7 +8661,8 @@
             <w:r>
               <w:rPr>
                 <w:rFonts w:ascii="Courier New" w:hAnsi="Courier New"/>
-                <w:color w:val="1A1A1A"/>
+                <w:i/>
+                <w:color w:val="888888"/>
                 <w:sz w:val="16"/>
               </w:rPr>
               <w:t>#include &lt;iostream&gt;</w:t>
@@ -7952,7 +8678,8 @@
             <w:r>
               <w:rPr>
                 <w:rFonts w:ascii="Courier New" w:hAnsi="Courier New"/>
-                <w:color w:val="1A1A1A"/>
+                <w:i/>
+                <w:color w:val="888888"/>
                 <w:sz w:val="16"/>
               </w:rPr>
               <w:t>#include &lt;string&gt;</w:t>
@@ -7968,7 +8695,8 @@
             <w:r>
               <w:rPr>
                 <w:rFonts w:ascii="Courier New" w:hAnsi="Courier New"/>
-                <w:color w:val="1A1A1A"/>
+                <w:i/>
+                <w:color w:val="888888"/>
                 <w:sz w:val="16"/>
               </w:rPr>
               <w:t>#include &lt;sstream&gt;</w:t>
@@ -7984,7 +8712,8 @@
             <w:r>
               <w:rPr>
                 <w:rFonts w:ascii="Courier New" w:hAnsi="Courier New"/>
-                <w:color w:val="1A1A1A"/>
+                <w:i/>
+                <w:color w:val="888888"/>
                 <w:sz w:val="16"/>
               </w:rPr>
               <w:t>#include &lt;functional&gt;</w:t>
@@ -9213,7 +9942,7 @@
         <w:tc>
           <w:tcPr>
             <w:tcW w:type="dxa" w:w="8152"/>
-            <w:shd w:val="clear" w:color="auto" w:fill="F2F2F2"/>
+            <w:shd w:val="clear" w:color="auto" w:fill="EAEAEA"/>
             <w:tcBorders>
               <w:left w:val="thick" w:sz="24" w:color="1A5A6A"/>
             </w:tcBorders>
@@ -9282,6 +10011,7 @@
             <w:r>
               <w:rPr>
                 <w:rFonts w:ascii="Courier New" w:hAnsi="Courier New"/>
+                <w:i/>
                 <w:color w:val="555555"/>
                 <w:sz w:val="16"/>
               </w:rPr>
@@ -9346,6 +10076,7 @@
             <w:r>
               <w:rPr>
                 <w:rFonts w:ascii="Courier New" w:hAnsi="Courier New"/>
+                <w:i/>
                 <w:color w:val="555555"/>
                 <w:sz w:val="16"/>
               </w:rPr>
@@ -9365,8 +10096,12 @@
         <w:pStyle w:val="Endure-Subhead"/>
         <w:keepNext/>
         <w:spacing w:before="240" w:after="60"/>
+        <w:outlineLvl w:val="1"/>
       </w:pPr>
       <w:r>
+        <w:rPr>
+          <w:sz w:val="24"/>
+        </w:rPr>
         <w:t>13D.5 Patrones de Error y Soluciones</w:t>
       </w:r>
     </w:p>
@@ -9375,10 +10110,11 @@
         <w:pStyle w:val="Endure-Subhead"/>
         <w:keepNext/>
         <w:spacing w:before="160" w:after="60"/>
+        <w:outlineLvl w:val="2"/>
       </w:pPr>
       <w:r>
         <w:rPr>
-          <w:sz w:val="18"/>
+          <w:sz w:val="22"/>
         </w:rPr>
         <w:t>Respuesta vacía o `content: null` al usar tool calling</w:t>
       </w:r>
@@ -9386,54 +10122,71 @@
     <w:p>
       <w:pPr>
         <w:pStyle w:val="Endure-FirstParagraphBodyText"/>
+        <w:spacing w:before="100" w:after="100"/>
       </w:pPr>
       <w:r>
         <w:rPr>
           <w:b/>
+          <w:sz w:val="20"/>
         </w:rPr>
         <w:t>Causa más común:</w:t>
       </w:r>
       <w:r>
+        <w:rPr>
+          <w:sz w:val="20"/>
+        </w:rPr>
         <w:t xml:space="preserve"> </w:t>
       </w:r>
       <w:r>
         <w:rPr>
           <w:rFonts w:ascii="Courier New" w:hAnsi="Courier New"/>
-          <w:sz w:val="17"/>
+          <w:sz w:val="16"/>
         </w:rPr>
         <w:t>--reasoning-parser</w:t>
       </w:r>
       <w:r>
+        <w:rPr>
+          <w:sz w:val="20"/>
+        </w:rPr>
         <w:t xml:space="preserve"> activado en el servidor vLLM. Cuando el reasoning parser está activo, las respuestas de texto van al campo </w:t>
       </w:r>
       <w:r>
         <w:rPr>
           <w:rFonts w:ascii="Courier New" w:hAnsi="Courier New"/>
-          <w:sz w:val="17"/>
+          <w:sz w:val="16"/>
         </w:rPr>
         <w:t>reasoning_content</w:t>
       </w:r>
       <w:r>
+        <w:rPr>
+          <w:sz w:val="20"/>
+        </w:rPr>
         <w:t xml:space="preserve">, no a </w:t>
       </w:r>
       <w:r>
         <w:rPr>
           <w:rFonts w:ascii="Courier New" w:hAnsi="Courier New"/>
-          <w:sz w:val="17"/>
+          <w:sz w:val="16"/>
         </w:rPr>
         <w:t>content</w:t>
       </w:r>
       <w:r>
+        <w:rPr>
+          <w:sz w:val="20"/>
+        </w:rPr>
         <w:t xml:space="preserve">, lo que parece un </w:t>
       </w:r>
       <w:r>
         <w:rPr>
           <w:rFonts w:ascii="Courier New" w:hAnsi="Courier New"/>
-          <w:sz w:val="17"/>
+          <w:sz w:val="16"/>
         </w:rPr>
         <w:t>content: null</w:t>
       </w:r>
       <w:r>
+        <w:rPr>
+          <w:sz w:val="20"/>
+        </w:rPr>
         <w:t>.</w:t>
       </w:r>
     </w:p>
@@ -9450,7 +10203,7 @@
         <w:tc>
           <w:tcPr>
             <w:tcW w:type="dxa" w:w="8152"/>
-            <w:shd w:val="clear" w:color="auto" w:fill="F2F2F2"/>
+            <w:shd w:val="clear" w:color="auto" w:fill="EAEAEA"/>
             <w:tcBorders>
               <w:left w:val="thick" w:sz="24" w:color="1A5A6A"/>
             </w:tcBorders>
@@ -9504,6 +10257,7 @@
             <w:r>
               <w:rPr>
                 <w:rFonts w:ascii="Courier New" w:hAnsi="Courier New"/>
+                <w:i/>
                 <w:color w:val="555555"/>
                 <w:sz w:val="16"/>
               </w:rPr>
@@ -9540,10 +10294,11 @@
         <w:pStyle w:val="Endure-Subhead"/>
         <w:keepNext/>
         <w:spacing w:before="160" w:after="60"/>
+        <w:outlineLvl w:val="2"/>
       </w:pPr>
       <w:r>
         <w:rPr>
-          <w:sz w:val="18"/>
+          <w:sz w:val="22"/>
         </w:rPr>
         <w:t>El modelo no invoca la herramienta (`finish_reason: stop` en lugar de `tool_calls`)</w:t>
       </w:r>
@@ -9561,7 +10316,7 @@
         <w:tc>
           <w:tcPr>
             <w:tcW w:type="dxa" w:w="8152"/>
-            <w:shd w:val="clear" w:color="auto" w:fill="F2F2F2"/>
+            <w:shd w:val="clear" w:color="auto" w:fill="EAEAEA"/>
             <w:tcBorders>
               <w:left w:val="thick" w:sz="24" w:color="1A5A6A"/>
             </w:tcBorders>
@@ -9582,7 +10337,8 @@
             <w:r>
               <w:rPr>
                 <w:rFonts w:ascii="Courier New" w:hAnsi="Courier New"/>
-                <w:color w:val="1A1A1A"/>
+                <w:i/>
+                <w:color w:val="888888"/>
                 <w:sz w:val="16"/>
               </w:rPr>
               <w:t># Forzar el uso de una herramienta específica (en lugar de "auto"):</w:t>
@@ -9713,10 +10469,11 @@
         <w:pStyle w:val="Endure-Subhead"/>
         <w:keepNext/>
         <w:spacing w:before="160" w:after="60"/>
+        <w:outlineLvl w:val="2"/>
       </w:pPr>
       <w:r>
         <w:rPr>
-          <w:sz w:val="18"/>
+          <w:sz w:val="22"/>
         </w:rPr>
         <w:t>Argumentos de herramienta en formato incorrecto (JSON inválido)</w:t>
       </w:r>
@@ -9734,7 +10491,7 @@
         <w:tc>
           <w:tcPr>
             <w:tcW w:type="dxa" w:w="8152"/>
-            <w:shd w:val="clear" w:color="auto" w:fill="F2F2F2"/>
+            <w:shd w:val="clear" w:color="auto" w:fill="EAEAEA"/>
             <w:tcBorders>
               <w:left w:val="thick" w:sz="24" w:color="1A5A6A"/>
             </w:tcBorders>
@@ -9755,7 +10512,8 @@
             <w:r>
               <w:rPr>
                 <w:rFonts w:ascii="Courier New" w:hAnsi="Courier New"/>
-                <w:color w:val="1A1A1A"/>
+                <w:i/>
+                <w:color w:val="888888"/>
                 <w:sz w:val="16"/>
               </w:rPr>
               <w:t># Siempre usar try/except al parsear argumentos de herramienta:</w:t>
@@ -9854,10 +10612,11 @@
         <w:pStyle w:val="Endure-Subhead"/>
         <w:keepNext/>
         <w:spacing w:before="160" w:after="60"/>
+        <w:outlineLvl w:val="2"/>
       </w:pPr>
       <w:r>
         <w:rPr>
-          <w:sz w:val="18"/>
+          <w:sz w:val="22"/>
         </w:rPr>
         <w:t>Tool calling funciona con curl pero no con el SDK de Python</w:t>
       </w:r>
@@ -9875,7 +10634,7 @@
         <w:tc>
           <w:tcPr>
             <w:tcW w:type="dxa" w:w="8152"/>
-            <w:shd w:val="clear" w:color="auto" w:fill="F2F2F2"/>
+            <w:shd w:val="clear" w:color="auto" w:fill="EAEAEA"/>
             <w:tcBorders>
               <w:left w:val="thick" w:sz="24" w:color="1A5A6A"/>
             </w:tcBorders>
@@ -9896,7 +10655,8 @@
             <w:r>
               <w:rPr>
                 <w:rFonts w:ascii="Courier New" w:hAnsi="Courier New"/>
-                <w:color w:val="1A1A1A"/>
+                <w:i/>
+                <w:color w:val="888888"/>
                 <w:sz w:val="16"/>
               </w:rPr>
               <w:t># El SDK de OpenAI v1.x requiere que tool_calls se envíe como objeto, no como None</w:t>
@@ -9912,7 +10672,8 @@
             <w:r>
               <w:rPr>
                 <w:rFonts w:ascii="Courier New" w:hAnsi="Courier New"/>
-                <w:color w:val="1A1A1A"/>
+                <w:i/>
+                <w:color w:val="888888"/>
                 <w:sz w:val="16"/>
               </w:rPr>
               <w:t># Al construir el mensaje de assistant para la segunda vuelta:</w:t>
@@ -10011,8 +10772,12 @@
         <w:pStyle w:val="Endure-Subhead"/>
         <w:keepNext/>
         <w:spacing w:before="240" w:after="60"/>
+        <w:outlineLvl w:val="1"/>
       </w:pPr>
       <w:r>
+        <w:rPr>
+          <w:sz w:val="24"/>
+        </w:rPr>
         <w:t>13D.6 Script de Prueba Rápida de Tool Calling</w:t>
       </w:r>
     </w:p>
@@ -10029,7 +10794,7 @@
         <w:tc>
           <w:tcPr>
             <w:tcW w:type="dxa" w:w="8152"/>
-            <w:shd w:val="clear" w:color="auto" w:fill="F2F2F2"/>
+            <w:shd w:val="clear" w:color="auto" w:fill="EAEAEA"/>
             <w:tcBorders>
               <w:left w:val="thick" w:sz="24" w:color="1A5A6A"/>
             </w:tcBorders>
@@ -10132,6 +10897,7 @@
             <w:r>
               <w:rPr>
                 <w:rFonts w:ascii="Courier New" w:hAnsi="Courier New"/>
+                <w:i/>
                 <w:color w:val="555555"/>
                 <w:sz w:val="16"/>
               </w:rPr>
@@ -10148,6 +10914,7 @@
             <w:r>
               <w:rPr>
                 <w:rFonts w:ascii="Courier New" w:hAnsi="Courier New"/>
+                <w:i/>
                 <w:color w:val="555555"/>
                 <w:sz w:val="16"/>
               </w:rPr>
@@ -10164,6 +10931,7 @@
             <w:r>
               <w:rPr>
                 <w:rFonts w:ascii="Courier New" w:hAnsi="Courier New"/>
+                <w:i/>
                 <w:color w:val="555555"/>
                 <w:sz w:val="16"/>
               </w:rPr>
@@ -10180,6 +10948,7 @@
             <w:r>
               <w:rPr>
                 <w:rFonts w:ascii="Courier New" w:hAnsi="Courier New"/>
+                <w:i/>
                 <w:color w:val="555555"/>
                 <w:sz w:val="16"/>
               </w:rPr>
@@ -10196,6 +10965,7 @@
             <w:r>
               <w:rPr>
                 <w:rFonts w:ascii="Courier New" w:hAnsi="Courier New"/>
+                <w:i/>
                 <w:color w:val="555555"/>
                 <w:sz w:val="16"/>
               </w:rPr>
@@ -10212,6 +10982,7 @@
             <w:r>
               <w:rPr>
                 <w:rFonts w:ascii="Courier New" w:hAnsi="Courier New"/>
+                <w:i/>
                 <w:color w:val="555555"/>
                 <w:sz w:val="16"/>
               </w:rPr>
@@ -10228,6 +10999,7 @@
             <w:r>
               <w:rPr>
                 <w:rFonts w:ascii="Courier New" w:hAnsi="Courier New"/>
+                <w:i/>
                 <w:color w:val="555555"/>
                 <w:sz w:val="16"/>
               </w:rPr>
@@ -10244,6 +11016,7 @@
             <w:r>
               <w:rPr>
                 <w:rFonts w:ascii="Courier New" w:hAnsi="Courier New"/>
+                <w:i/>
                 <w:color w:val="555555"/>
                 <w:sz w:val="16"/>
               </w:rPr>
@@ -10260,6 +11033,7 @@
             <w:r>
               <w:rPr>
                 <w:rFonts w:ascii="Courier New" w:hAnsi="Courier New"/>
+                <w:i/>
                 <w:color w:val="555555"/>
                 <w:sz w:val="16"/>
               </w:rPr>
@@ -10276,6 +11050,7 @@
             <w:r>
               <w:rPr>
                 <w:rFonts w:ascii="Courier New" w:hAnsi="Courier New"/>
+                <w:i/>
                 <w:color w:val="555555"/>
                 <w:sz w:val="16"/>
               </w:rPr>
@@ -10292,6 +11067,7 @@
             <w:r>
               <w:rPr>
                 <w:rFonts w:ascii="Courier New" w:hAnsi="Courier New"/>
+                <w:i/>
                 <w:color w:val="555555"/>
                 <w:sz w:val="16"/>
               </w:rPr>
@@ -10308,6 +11084,7 @@
             <w:r>
               <w:rPr>
                 <w:rFonts w:ascii="Courier New" w:hAnsi="Courier New"/>
+                <w:i/>
                 <w:color w:val="555555"/>
                 <w:sz w:val="16"/>
               </w:rPr>
@@ -10324,6 +11101,7 @@
             <w:r>
               <w:rPr>
                 <w:rFonts w:ascii="Courier New" w:hAnsi="Courier New"/>
+                <w:i/>
                 <w:color w:val="555555"/>
                 <w:sz w:val="16"/>
               </w:rPr>
@@ -10340,6 +11118,7 @@
             <w:r>
               <w:rPr>
                 <w:rFonts w:ascii="Courier New" w:hAnsi="Courier New"/>
+                <w:i/>
                 <w:color w:val="555555"/>
                 <w:sz w:val="16"/>
               </w:rPr>
@@ -10356,6 +11135,7 @@
             <w:r>
               <w:rPr>
                 <w:rFonts w:ascii="Courier New" w:hAnsi="Courier New"/>
+                <w:i/>
                 <w:color w:val="555555"/>
                 <w:sz w:val="16"/>
               </w:rPr>
@@ -10372,6 +11152,7 @@
             <w:r>
               <w:rPr>
                 <w:rFonts w:ascii="Courier New" w:hAnsi="Courier New"/>
+                <w:i/>
                 <w:color w:val="555555"/>
                 <w:sz w:val="16"/>
               </w:rPr>
@@ -10388,6 +11169,7 @@
             <w:r>
               <w:rPr>
                 <w:rFonts w:ascii="Courier New" w:hAnsi="Courier New"/>
+                <w:i/>
                 <w:color w:val="555555"/>
                 <w:sz w:val="16"/>
               </w:rPr>
@@ -10404,6 +11186,7 @@
             <w:r>
               <w:rPr>
                 <w:rFonts w:ascii="Courier New" w:hAnsi="Courier New"/>
+                <w:i/>
                 <w:color w:val="555555"/>
                 <w:sz w:val="16"/>
               </w:rPr>
@@ -10420,6 +11203,7 @@
             <w:r>
               <w:rPr>
                 <w:rFonts w:ascii="Courier New" w:hAnsi="Courier New"/>
+                <w:i/>
                 <w:color w:val="555555"/>
                 <w:sz w:val="16"/>
               </w:rPr>
@@ -10436,6 +11220,7 @@
             <w:r>
               <w:rPr>
                 <w:rFonts w:ascii="Courier New" w:hAnsi="Courier New"/>
+                <w:i/>
                 <w:color w:val="555555"/>
                 <w:sz w:val="16"/>
               </w:rPr>
@@ -10452,6 +11237,7 @@
             <w:r>
               <w:rPr>
                 <w:rFonts w:ascii="Courier New" w:hAnsi="Courier New"/>
+                <w:i/>
                 <w:color w:val="555555"/>
                 <w:sz w:val="16"/>
               </w:rPr>
@@ -10468,6 +11254,7 @@
             <w:r>
               <w:rPr>
                 <w:rFonts w:ascii="Courier New" w:hAnsi="Courier New"/>
+                <w:i/>
                 <w:color w:val="555555"/>
                 <w:sz w:val="16"/>
               </w:rPr>
@@ -10484,6 +11271,7 @@
             <w:r>
               <w:rPr>
                 <w:rFonts w:ascii="Courier New" w:hAnsi="Courier New"/>
+                <w:i/>
                 <w:color w:val="555555"/>
                 <w:sz w:val="16"/>
               </w:rPr>
@@ -10500,6 +11288,7 @@
             <w:r>
               <w:rPr>
                 <w:rFonts w:ascii="Courier New" w:hAnsi="Courier New"/>
+                <w:i/>
                 <w:color w:val="555555"/>
                 <w:sz w:val="16"/>
               </w:rPr>
@@ -10516,6 +11305,7 @@
             <w:r>
               <w:rPr>
                 <w:rFonts w:ascii="Courier New" w:hAnsi="Courier New"/>
+                <w:i/>
                 <w:color w:val="555555"/>
                 <w:sz w:val="16"/>
               </w:rPr>
@@ -10532,6 +11322,7 @@
             <w:r>
               <w:rPr>
                 <w:rFonts w:ascii="Courier New" w:hAnsi="Courier New"/>
+                <w:i/>
                 <w:color w:val="555555"/>
                 <w:sz w:val="16"/>
               </w:rPr>
@@ -10548,6 +11339,7 @@
             <w:r>
               <w:rPr>
                 <w:rFonts w:ascii="Courier New" w:hAnsi="Courier New"/>
+                <w:i/>
                 <w:color w:val="555555"/>
                 <w:sz w:val="16"/>
               </w:rPr>
@@ -10564,6 +11356,7 @@
             <w:r>
               <w:rPr>
                 <w:rFonts w:ascii="Courier New" w:hAnsi="Courier New"/>
+                <w:i/>
                 <w:color w:val="555555"/>
                 <w:sz w:val="16"/>
               </w:rPr>
@@ -10580,6 +11373,7 @@
             <w:r>
               <w:rPr>
                 <w:rFonts w:ascii="Courier New" w:hAnsi="Courier New"/>
+                <w:i/>
                 <w:color w:val="555555"/>
                 <w:sz w:val="16"/>
               </w:rPr>
@@ -10596,6 +11390,7 @@
             <w:r>
               <w:rPr>
                 <w:rFonts w:ascii="Courier New" w:hAnsi="Courier New"/>
+                <w:i/>
                 <w:color w:val="555555"/>
                 <w:sz w:val="16"/>
               </w:rPr>
@@ -10612,6 +11407,7 @@
             <w:r>
               <w:rPr>
                 <w:rFonts w:ascii="Courier New" w:hAnsi="Courier New"/>
+                <w:i/>
                 <w:color w:val="555555"/>
                 <w:sz w:val="16"/>
               </w:rPr>
@@ -10628,6 +11424,7 @@
             <w:r>
               <w:rPr>
                 <w:rFonts w:ascii="Courier New" w:hAnsi="Courier New"/>
+                <w:i/>
                 <w:color w:val="555555"/>
                 <w:sz w:val="16"/>
               </w:rPr>
@@ -10644,6 +11441,7 @@
             <w:r>
               <w:rPr>
                 <w:rFonts w:ascii="Courier New" w:hAnsi="Courier New"/>
+                <w:i/>
                 <w:color w:val="555555"/>
                 <w:sz w:val="16"/>
               </w:rPr>
@@ -10660,6 +11458,7 @@
             <w:r>
               <w:rPr>
                 <w:rFonts w:ascii="Courier New" w:hAnsi="Courier New"/>
+                <w:i/>
                 <w:color w:val="555555"/>
                 <w:sz w:val="16"/>
               </w:rPr>
@@ -10687,7 +11486,7 @@
         <w:tc>
           <w:tcPr>
             <w:tcW w:type="dxa" w:w="8152"/>
-            <w:shd w:val="clear" w:color="auto" w:fill="F2F2F2"/>
+            <w:shd w:val="clear" w:color="auto" w:fill="EAEAEA"/>
             <w:tcBorders>
               <w:left w:val="thick" w:sz="24" w:color="1A5A6A"/>
             </w:tcBorders>
@@ -10725,6 +11524,7 @@
             <w:r>
               <w:rPr>
                 <w:rFonts w:ascii="Courier New" w:hAnsi="Courier New"/>
+                <w:i/>
                 <w:color w:val="555555"/>
                 <w:sz w:val="16"/>
               </w:rPr>
@@ -10741,6 +11541,7 @@
             <w:r>
               <w:rPr>
                 <w:rFonts w:ascii="Courier New" w:hAnsi="Courier New"/>
+                <w:i/>
                 <w:color w:val="555555"/>
                 <w:sz w:val="16"/>
               </w:rPr>
@@ -10757,6 +11558,7 @@
             <w:r>
               <w:rPr>
                 <w:rFonts w:ascii="Courier New" w:hAnsi="Courier New"/>
+                <w:i/>
                 <w:color w:val="555555"/>
                 <w:sz w:val="16"/>
               </w:rPr>
@@ -10776,166 +11578,206 @@
         <w:pStyle w:val="Endure-Subhead"/>
         <w:keepNext/>
         <w:spacing w:before="240" w:after="60"/>
+        <w:outlineLvl w:val="1"/>
       </w:pPr>
       <w:r>
-        <w:t>Resumen de el Capítulo 13D</w:t>
+        <w:rPr>
+          <w:sz w:val="24"/>
+        </w:rPr>
+        <w:t>Resumen de el Capítulo 11D</w:t>
       </w:r>
     </w:p>
     <w:p>
       <w:pPr>
         <w:pStyle w:val="Endure-FirstParagraphBodyText"/>
+        <w:spacing w:before="100" w:after="100"/>
       </w:pPr>
       <w:r>
+        <w:rPr>
+          <w:sz w:val="20"/>
+        </w:rPr>
         <w:t>El tool calling convierte los modelos del Jetson en agentes capaces de tomar acciones reales:</w:t>
       </w:r>
     </w:p>
     <w:p>
       <w:pPr>
         <w:pStyle w:val="Endure-ChapterBodyText"/>
-        <w:spacing w:before="20" w:after="20"/>
+        <w:spacing w:before="40" w:after="40"/>
         <w:ind w:left="360" w:hanging="216"/>
       </w:pPr>
       <w:r>
         <w:rPr>
-          <w:sz w:val="18"/>
+          <w:sz w:val="20"/>
         </w:rPr>
         <w:t xml:space="preserve">• </w:t>
       </w:r>
       <w:r>
         <w:rPr>
           <w:b/>
+          <w:sz w:val="20"/>
         </w:rPr>
         <w:t>Formato OpenAI estándar</w:t>
       </w:r>
       <w:r>
+        <w:rPr>
+          <w:sz w:val="20"/>
+        </w:rPr>
         <w:t xml:space="preserve"> — funciona con todos los modelos en vLLM; el parser del modelo (</w:t>
       </w:r>
       <w:r>
         <w:rPr>
           <w:rFonts w:ascii="Courier New" w:hAnsi="Courier New"/>
-          <w:sz w:val="17"/>
+          <w:sz w:val="16"/>
         </w:rPr>
         <w:t>qwen3_coder</w:t>
       </w:r>
       <w:r>
+        <w:rPr>
+          <w:sz w:val="20"/>
+        </w:rPr>
         <w:t xml:space="preserve"> o </w:t>
       </w:r>
       <w:r>
         <w:rPr>
           <w:rFonts w:ascii="Courier New" w:hAnsi="Courier New"/>
-          <w:sz w:val="17"/>
+          <w:sz w:val="16"/>
         </w:rPr>
         <w:t>gemma4</w:t>
       </w:r>
       <w:r>
+        <w:rPr>
+          <w:sz w:val="20"/>
+        </w:rPr>
         <w:t>) hace la traducción interna</w:t>
       </w:r>
     </w:p>
     <w:p>
       <w:pPr>
         <w:pStyle w:val="Endure-ChapterBodyText"/>
-        <w:spacing w:before="20" w:after="20"/>
+        <w:spacing w:before="40" w:after="40"/>
         <w:ind w:left="360" w:hanging="216"/>
       </w:pPr>
       <w:r>
         <w:rPr>
-          <w:sz w:val="18"/>
+          <w:sz w:val="20"/>
         </w:rPr>
         <w:t xml:space="preserve">• </w:t>
       </w:r>
       <w:r>
         <w:rPr>
           <w:b/>
+          <w:sz w:val="20"/>
         </w:rPr>
         <w:t>`--reasoning-parser` OMITIDO</w:t>
       </w:r>
       <w:r>
+        <w:rPr>
+          <w:sz w:val="20"/>
+        </w:rPr>
         <w:t xml:space="preserve"> en vLLM — su presencia causa </w:t>
       </w:r>
       <w:r>
         <w:rPr>
           <w:rFonts w:ascii="Courier New" w:hAnsi="Courier New"/>
-          <w:sz w:val="17"/>
+          <w:sz w:val="16"/>
         </w:rPr>
         <w:t>content: null</w:t>
       </w:r>
       <w:r>
+        <w:rPr>
+          <w:sz w:val="20"/>
+        </w:rPr>
         <w:t xml:space="preserve"> en clientes estándar</w:t>
       </w:r>
     </w:p>
     <w:p>
       <w:pPr>
         <w:pStyle w:val="Endure-ChapterBodyText"/>
-        <w:spacing w:before="20" w:after="20"/>
+        <w:spacing w:before="40" w:after="40"/>
         <w:ind w:left="360" w:hanging="216"/>
       </w:pPr>
       <w:r>
         <w:rPr>
-          <w:sz w:val="18"/>
+          <w:sz w:val="20"/>
         </w:rPr>
         <w:t xml:space="preserve">• </w:t>
       </w:r>
       <w:r>
         <w:rPr>
           <w:b/>
+          <w:sz w:val="20"/>
         </w:rPr>
         <w:t>`tool_choice: "auto"`</w:t>
       </w:r>
       <w:r>
+        <w:rPr>
+          <w:sz w:val="20"/>
+        </w:rPr>
         <w:t xml:space="preserve"> — deja al modelo decidir cuándo usar herramientas; use </w:t>
       </w:r>
       <w:r>
         <w:rPr>
           <w:rFonts w:ascii="Courier New" w:hAnsi="Courier New"/>
-          <w:sz w:val="17"/>
+          <w:sz w:val="16"/>
         </w:rPr>
         <w:t>tool_choice: forced</w:t>
       </w:r>
       <w:r>
+        <w:rPr>
+          <w:sz w:val="20"/>
+        </w:rPr>
         <w:t xml:space="preserve"> para forzar una herramienta específica</w:t>
       </w:r>
     </w:p>
     <w:p>
       <w:pPr>
         <w:pStyle w:val="Endure-ChapterBodyText"/>
-        <w:spacing w:before="20" w:after="20"/>
+        <w:spacing w:before="40" w:after="40"/>
         <w:ind w:left="360" w:hanging="216"/>
       </w:pPr>
       <w:r>
         <w:rPr>
-          <w:sz w:val="18"/>
+          <w:sz w:val="20"/>
         </w:rPr>
         <w:t xml:space="preserve">• </w:t>
       </w:r>
       <w:r>
         <w:rPr>
           <w:b/>
+          <w:sz w:val="20"/>
         </w:rPr>
         <w:t>Siempre incluir `tool_calls` en el mensaje de assistant</w:t>
       </w:r>
       <w:r>
+        <w:rPr>
+          <w:sz w:val="20"/>
+        </w:rPr>
         <w:t xml:space="preserve"> al construir el historial de conversación para la segunda vuelta</w:t>
       </w:r>
     </w:p>
     <w:p>
       <w:pPr>
         <w:pStyle w:val="Endure-ChapterBodyText"/>
-        <w:spacing w:before="20" w:after="20"/>
+        <w:spacing w:before="40" w:after="40"/>
         <w:ind w:left="360" w:hanging="216"/>
       </w:pPr>
       <w:r>
         <w:rPr>
-          <w:sz w:val="18"/>
+          <w:sz w:val="20"/>
         </w:rPr>
         <w:t xml:space="preserve">• </w:t>
       </w:r>
       <w:r>
         <w:rPr>
           <w:b/>
+          <w:sz w:val="20"/>
         </w:rPr>
         <w:t>llama.cpp también soporta tool calling</w:t>
       </w:r>
       <w:r>
+        <w:rPr>
+          <w:sz w:val="20"/>
+        </w:rPr>
         <w:t xml:space="preserve"> via la misma API OpenAI en :8080, accesible desde Python y C++</w:t>
       </w:r>
     </w:p>
@@ -10947,8 +11789,12 @@
     <w:p>
       <w:pPr>
         <w:pStyle w:val="Endure-ChapterBodyText"/>
+        <w:spacing w:before="100" w:after="100"/>
       </w:pPr>
       <w:r>
+        <w:rPr>
+          <w:sz w:val="20"/>
+        </w:rPr>
         <w:t>Con estas herramientas, el Jetson AGX Orin puede operar como un agente autónomo que monitorea el sistema, ejecuta acciones de hardware y responde en tiempo real a solicitudes de WhatsApp, navegador o código propio.</w:t>
       </w:r>
     </w:p>

--- a/book/docx-por-capitulo/capitulo-11d-tool-calling.docx
+++ b/book/docx-por-capitulo/capitulo-11d-tool-calling.docx
@@ -26,7 +26,7 @@
       <w:pPr>
         <w:pStyle w:val="Endure-Subhead"/>
         <w:keepNext/>
-        <w:spacing w:before="240" w:after="60"/>
+        <w:spacing w:before="240" w:after="60" w:line="240" w:lineRule="auto"/>
         <w:outlineLvl w:val="1"/>
       </w:pPr>
       <w:r>
@@ -39,7 +39,7 @@
     <w:p>
       <w:pPr>
         <w:pStyle w:val="Endure-FirstParagraphBodyText"/>
-        <w:spacing w:before="100" w:after="100"/>
+        <w:spacing w:before="100" w:after="100" w:line="240" w:lineRule="auto"/>
       </w:pPr>
       <w:r>
         <w:rPr>
@@ -51,7 +51,7 @@
     <w:p>
       <w:pPr>
         <w:pStyle w:val="Endure-ChapterBodyText"/>
-        <w:spacing w:before="100" w:after="100"/>
+        <w:spacing w:before="100" w:after="100" w:line="240" w:lineRule="auto"/>
       </w:pPr>
       <w:r>
         <w:rPr>
@@ -63,7 +63,7 @@
     <w:p>
       <w:pPr>
         <w:pStyle w:val="Endure-ChapterBodyText"/>
-        <w:spacing w:before="100" w:after="100"/>
+        <w:spacing w:before="100" w:after="100" w:line="240" w:lineRule="auto"/>
       </w:pPr>
       <w:r>
         <w:rPr>
@@ -135,7 +135,7 @@
       <w:pPr>
         <w:pStyle w:val="Endure-Subhead"/>
         <w:keepNext/>
-        <w:spacing w:before="240" w:after="60"/>
+        <w:spacing w:before="240" w:after="60" w:line="240" w:lineRule="auto"/>
         <w:outlineLvl w:val="1"/>
       </w:pPr>
       <w:r>
@@ -149,7 +149,7 @@
       <w:pPr>
         <w:pStyle w:val="Endure-Subhead"/>
         <w:keepNext/>
-        <w:spacing w:before="160" w:after="60"/>
+        <w:spacing w:before="160" w:after="60" w:line="240" w:lineRule="auto"/>
         <w:outlineLvl w:val="2"/>
       </w:pPr>
       <w:r>
@@ -197,7 +197,7 @@
           </w:tcPr>
           <w:p>
             <w:pPr>
-              <w:spacing w:before="0" w:after="0"/>
+              <w:spacing w:before="0" w:after="0" w:line="240" w:lineRule="auto"/>
               <w:jc w:val="center"/>
             </w:pPr>
             <w:r>
@@ -230,7 +230,7 @@
           </w:tcPr>
           <w:p>
             <w:pPr>
-              <w:spacing w:before="0" w:after="0"/>
+              <w:spacing w:before="0" w:after="0" w:line="240" w:lineRule="auto"/>
               <w:jc w:val="center"/>
             </w:pPr>
             <w:r>
@@ -263,7 +263,7 @@
           </w:tcPr>
           <w:p>
             <w:pPr>
-              <w:spacing w:before="0" w:after="0"/>
+              <w:spacing w:before="0" w:after="0" w:line="240" w:lineRule="auto"/>
               <w:jc w:val="center"/>
             </w:pPr>
             <w:r>
@@ -296,7 +296,7 @@
           </w:tcPr>
           <w:p>
             <w:pPr>
-              <w:spacing w:before="0" w:after="0"/>
+              <w:spacing w:before="0" w:after="0" w:line="240" w:lineRule="auto"/>
               <w:jc w:val="center"/>
             </w:pPr>
             <w:r>
@@ -329,7 +329,7 @@
           </w:tcPr>
           <w:p>
             <w:pPr>
-              <w:spacing w:before="0" w:after="0"/>
+              <w:spacing w:before="0" w:after="0" w:line="240" w:lineRule="auto"/>
               <w:jc w:val="center"/>
             </w:pPr>
             <w:r>
@@ -367,7 +367,7 @@
           </w:tcPr>
           <w:p>
             <w:pPr>
-              <w:spacing w:before="0" w:after="0"/>
+              <w:spacing w:before="0" w:after="0" w:line="240" w:lineRule="auto"/>
               <w:jc w:val="center"/>
             </w:pPr>
             <w:r>
@@ -398,7 +398,7 @@
           </w:tcPr>
           <w:p>
             <w:pPr>
-              <w:spacing w:before="0" w:after="0"/>
+              <w:spacing w:before="0" w:after="0" w:line="240" w:lineRule="auto"/>
               <w:jc w:val="center"/>
             </w:pPr>
             <w:r>
@@ -429,7 +429,7 @@
           </w:tcPr>
           <w:p>
             <w:pPr>
-              <w:spacing w:before="0" w:after="0"/>
+              <w:spacing w:before="0" w:after="0" w:line="240" w:lineRule="auto"/>
               <w:jc w:val="center"/>
             </w:pPr>
             <w:r>
@@ -460,7 +460,7 @@
           </w:tcPr>
           <w:p>
             <w:pPr>
-              <w:spacing w:before="0" w:after="0"/>
+              <w:spacing w:before="0" w:after="0" w:line="240" w:lineRule="auto"/>
               <w:jc w:val="center"/>
             </w:pPr>
             <w:r>
@@ -491,7 +491,7 @@
           </w:tcPr>
           <w:p>
             <w:pPr>
-              <w:spacing w:before="0" w:after="0"/>
+              <w:spacing w:before="0" w:after="0" w:line="240" w:lineRule="auto"/>
               <w:jc w:val="both"/>
             </w:pPr>
             <w:r>
@@ -527,7 +527,7 @@
           </w:tcPr>
           <w:p>
             <w:pPr>
-              <w:spacing w:before="0" w:after="0"/>
+              <w:spacing w:before="0" w:after="0" w:line="240" w:lineRule="auto"/>
               <w:jc w:val="center"/>
             </w:pPr>
             <w:r>
@@ -558,7 +558,7 @@
           </w:tcPr>
           <w:p>
             <w:pPr>
-              <w:spacing w:before="0" w:after="0"/>
+              <w:spacing w:before="0" w:after="0" w:line="240" w:lineRule="auto"/>
               <w:jc w:val="center"/>
             </w:pPr>
             <w:r>
@@ -589,7 +589,7 @@
           </w:tcPr>
           <w:p>
             <w:pPr>
-              <w:spacing w:before="0" w:after="0"/>
+              <w:spacing w:before="0" w:after="0" w:line="240" w:lineRule="auto"/>
               <w:jc w:val="center"/>
             </w:pPr>
             <w:r>
@@ -620,7 +620,7 @@
           </w:tcPr>
           <w:p>
             <w:pPr>
-              <w:spacing w:before="0" w:after="0"/>
+              <w:spacing w:before="0" w:after="0" w:line="240" w:lineRule="auto"/>
               <w:jc w:val="center"/>
             </w:pPr>
             <w:r>
@@ -651,7 +651,7 @@
           </w:tcPr>
           <w:p>
             <w:pPr>
-              <w:spacing w:before="0" w:after="0"/>
+              <w:spacing w:before="0" w:after="0" w:line="240" w:lineRule="auto"/>
               <w:jc w:val="center"/>
             </w:pPr>
             <w:r>
@@ -687,7 +687,7 @@
           </w:tcPr>
           <w:p>
             <w:pPr>
-              <w:spacing w:before="0" w:after="0"/>
+              <w:spacing w:before="0" w:after="0" w:line="240" w:lineRule="auto"/>
               <w:jc w:val="center"/>
             </w:pPr>
             <w:r>
@@ -718,7 +718,7 @@
           </w:tcPr>
           <w:p>
             <w:pPr>
-              <w:spacing w:before="0" w:after="0"/>
+              <w:spacing w:before="0" w:after="0" w:line="240" w:lineRule="auto"/>
               <w:jc w:val="center"/>
             </w:pPr>
             <w:r>
@@ -749,7 +749,7 @@
           </w:tcPr>
           <w:p>
             <w:pPr>
-              <w:spacing w:before="0" w:after="0"/>
+              <w:spacing w:before="0" w:after="0" w:line="240" w:lineRule="auto"/>
               <w:jc w:val="center"/>
             </w:pPr>
             <w:r>
@@ -780,7 +780,7 @@
           </w:tcPr>
           <w:p>
             <w:pPr>
-              <w:spacing w:before="0" w:after="0"/>
+              <w:spacing w:before="0" w:after="0" w:line="240" w:lineRule="auto"/>
               <w:jc w:val="center"/>
             </w:pPr>
             <w:r>
@@ -811,7 +811,7 @@
           </w:tcPr>
           <w:p>
             <w:pPr>
-              <w:spacing w:before="0" w:after="0"/>
+              <w:spacing w:before="0" w:after="0" w:line="240" w:lineRule="auto"/>
               <w:jc w:val="center"/>
             </w:pPr>
             <w:r>
@@ -847,7 +847,7 @@
           </w:tcPr>
           <w:p>
             <w:pPr>
-              <w:spacing w:before="0" w:after="0"/>
+              <w:spacing w:before="0" w:after="0" w:line="240" w:lineRule="auto"/>
               <w:jc w:val="center"/>
             </w:pPr>
             <w:r>
@@ -878,7 +878,7 @@
           </w:tcPr>
           <w:p>
             <w:pPr>
-              <w:spacing w:before="0" w:after="0"/>
+              <w:spacing w:before="0" w:after="0" w:line="240" w:lineRule="auto"/>
               <w:jc w:val="center"/>
             </w:pPr>
             <w:r>
@@ -909,7 +909,7 @@
           </w:tcPr>
           <w:p>
             <w:pPr>
-              <w:spacing w:before="0" w:after="0"/>
+              <w:spacing w:before="0" w:after="0" w:line="240" w:lineRule="auto"/>
               <w:jc w:val="center"/>
             </w:pPr>
             <w:r>
@@ -940,7 +940,7 @@
           </w:tcPr>
           <w:p>
             <w:pPr>
-              <w:spacing w:before="0" w:after="0"/>
+              <w:spacing w:before="0" w:after="0" w:line="240" w:lineRule="auto"/>
               <w:jc w:val="center"/>
             </w:pPr>
             <w:r>
@@ -971,7 +971,7 @@
           </w:tcPr>
           <w:p>
             <w:pPr>
-              <w:spacing w:before="0" w:after="0"/>
+              <w:spacing w:before="0" w:after="0" w:line="240" w:lineRule="auto"/>
               <w:jc w:val="center"/>
             </w:pPr>
             <w:r>
@@ -1007,7 +1007,7 @@
           </w:tcPr>
           <w:p>
             <w:pPr>
-              <w:spacing w:before="0" w:after="0"/>
+              <w:spacing w:before="0" w:after="0" w:line="240" w:lineRule="auto"/>
               <w:jc w:val="center"/>
             </w:pPr>
             <w:r>
@@ -1038,7 +1038,7 @@
           </w:tcPr>
           <w:p>
             <w:pPr>
-              <w:spacing w:before="0" w:after="0"/>
+              <w:spacing w:before="0" w:after="0" w:line="240" w:lineRule="auto"/>
               <w:jc w:val="center"/>
             </w:pPr>
             <w:r>
@@ -1069,7 +1069,7 @@
           </w:tcPr>
           <w:p>
             <w:pPr>
-              <w:spacing w:before="0" w:after="0"/>
+              <w:spacing w:before="0" w:after="0" w:line="240" w:lineRule="auto"/>
               <w:jc w:val="center"/>
             </w:pPr>
             <w:r>
@@ -1100,7 +1100,7 @@
           </w:tcPr>
           <w:p>
             <w:pPr>
-              <w:spacing w:before="0" w:after="0"/>
+              <w:spacing w:before="0" w:after="0" w:line="240" w:lineRule="auto"/>
               <w:jc w:val="center"/>
             </w:pPr>
             <w:r>
@@ -1131,7 +1131,7 @@
           </w:tcPr>
           <w:p>
             <w:pPr>
-              <w:spacing w:before="0" w:after="0"/>
+              <w:spacing w:before="0" w:after="0" w:line="240" w:lineRule="auto"/>
               <w:jc w:val="center"/>
             </w:pPr>
             <w:r>
@@ -1167,7 +1167,7 @@
           </w:tcPr>
           <w:p>
             <w:pPr>
-              <w:spacing w:before="0" w:after="0"/>
+              <w:spacing w:before="0" w:after="0" w:line="240" w:lineRule="auto"/>
               <w:jc w:val="center"/>
             </w:pPr>
             <w:r>
@@ -1198,7 +1198,7 @@
           </w:tcPr>
           <w:p>
             <w:pPr>
-              <w:spacing w:before="0" w:after="0"/>
+              <w:spacing w:before="0" w:after="0" w:line="240" w:lineRule="auto"/>
               <w:jc w:val="center"/>
             </w:pPr>
             <w:r>
@@ -1229,7 +1229,7 @@
           </w:tcPr>
           <w:p>
             <w:pPr>
-              <w:spacing w:before="0" w:after="0"/>
+              <w:spacing w:before="0" w:after="0" w:line="240" w:lineRule="auto"/>
               <w:jc w:val="center"/>
             </w:pPr>
             <w:r>
@@ -1260,7 +1260,7 @@
           </w:tcPr>
           <w:p>
             <w:pPr>
-              <w:spacing w:before="0" w:after="0"/>
+              <w:spacing w:before="0" w:after="0" w:line="240" w:lineRule="auto"/>
               <w:jc w:val="center"/>
             </w:pPr>
             <w:r>
@@ -1291,7 +1291,7 @@
           </w:tcPr>
           <w:p>
             <w:pPr>
-              <w:spacing w:before="0" w:after="0"/>
+              <w:spacing w:before="0" w:after="0" w:line="240" w:lineRule="auto"/>
               <w:jc w:val="center"/>
             </w:pPr>
             <w:r>
@@ -1365,7 +1365,7 @@
       <w:pPr>
         <w:pStyle w:val="Endure-Subhead"/>
         <w:keepNext/>
-        <w:spacing w:before="160" w:after="60"/>
+        <w:spacing w:before="160" w:after="60" w:line="240" w:lineRule="auto"/>
         <w:outlineLvl w:val="2"/>
       </w:pPr>
       <w:r>
@@ -1378,7 +1378,7 @@
     <w:p>
       <w:pPr>
         <w:pStyle w:val="Endure-FirstParagraphBodyText"/>
-        <w:spacing w:before="100" w:after="100"/>
+        <w:spacing w:before="100" w:after="100" w:line="240" w:lineRule="auto"/>
       </w:pPr>
       <w:r>
         <w:rPr>
@@ -1390,7 +1390,7 @@
     <w:p>
       <w:pPr>
         <w:pStyle w:val="Endure-ChapterBodyText"/>
-        <w:spacing w:before="100" w:after="100"/>
+        <w:spacing w:before="100" w:after="100" w:line="240" w:lineRule="auto"/>
       </w:pPr>
       <w:r>
         <w:rPr>
@@ -1739,7 +1739,7 @@
     <w:p>
       <w:pPr>
         <w:pStyle w:val="Endure-ChapterBodyText"/>
-        <w:spacing w:before="100" w:after="100"/>
+        <w:spacing w:before="100" w:after="100" w:line="240" w:lineRule="auto"/>
       </w:pPr>
       <w:r>
         <w:rPr>
@@ -1752,7 +1752,7 @@
     <w:p>
       <w:pPr>
         <w:pStyle w:val="Endure-ChapterBodyText"/>
-        <w:spacing w:before="100" w:after="100"/>
+        <w:spacing w:before="100" w:after="100" w:line="240" w:lineRule="auto"/>
       </w:pPr>
       <w:r>
         <w:rPr>
@@ -1847,7 +1847,7 @@
     <w:p>
       <w:pPr>
         <w:pStyle w:val="Endure-ChapterBodyText"/>
-        <w:spacing w:before="100" w:after="100"/>
+        <w:spacing w:before="100" w:after="100" w:line="240" w:lineRule="auto"/>
       </w:pPr>
       <w:r>
         <w:rPr>
@@ -1873,7 +1873,7 @@
       <w:pPr>
         <w:pStyle w:val="Endure-Subhead"/>
         <w:keepNext/>
-        <w:spacing w:before="240" w:after="60"/>
+        <w:spacing w:before="240" w:after="60" w:line="240" w:lineRule="auto"/>
         <w:outlineLvl w:val="1"/>
       </w:pPr>
       <w:r>
@@ -2705,7 +2705,7 @@
       <w:pPr>
         <w:pStyle w:val="Endure-Subhead"/>
         <w:keepNext/>
-        <w:spacing w:before="240" w:after="60"/>
+        <w:spacing w:before="240" w:after="60" w:line="240" w:lineRule="auto"/>
         <w:outlineLvl w:val="1"/>
       </w:pPr>
       <w:r>
@@ -2719,7 +2719,7 @@
       <w:pPr>
         <w:pStyle w:val="Endure-Subhead"/>
         <w:keepNext/>
-        <w:spacing w:before="160" w:after="60"/>
+        <w:spacing w:before="160" w:after="60" w:line="240" w:lineRule="auto"/>
         <w:outlineLvl w:val="2"/>
       </w:pPr>
       <w:r>
@@ -6010,7 +6010,7 @@
       <w:pPr>
         <w:pStyle w:val="Endure-Subhead"/>
         <w:keepNext/>
-        <w:spacing w:before="160" w:after="60"/>
+        <w:spacing w:before="160" w:after="60" w:line="240" w:lineRule="auto"/>
         <w:outlineLvl w:val="2"/>
       </w:pPr>
       <w:r>
@@ -7315,7 +7315,7 @@
       <w:pPr>
         <w:pStyle w:val="Endure-Subhead"/>
         <w:keepNext/>
-        <w:spacing w:before="160" w:after="60"/>
+        <w:spacing w:before="160" w:after="60" w:line="240" w:lineRule="auto"/>
         <w:outlineLvl w:val="2"/>
       </w:pPr>
       <w:r>
@@ -8509,7 +8509,7 @@
       <w:pPr>
         <w:pStyle w:val="Endure-Subhead"/>
         <w:keepNext/>
-        <w:spacing w:before="240" w:after="60"/>
+        <w:spacing w:before="240" w:after="60" w:line="240" w:lineRule="auto"/>
         <w:outlineLvl w:val="1"/>
       </w:pPr>
       <w:r>
@@ -8522,7 +8522,7 @@
     <w:p>
       <w:pPr>
         <w:pStyle w:val="Endure-FirstParagraphBodyText"/>
-        <w:spacing w:before="100" w:after="100"/>
+        <w:spacing w:before="100" w:after="100" w:line="240" w:lineRule="auto"/>
       </w:pPr>
       <w:r>
         <w:rPr>
@@ -10095,7 +10095,7 @@
       <w:pPr>
         <w:pStyle w:val="Endure-Subhead"/>
         <w:keepNext/>
-        <w:spacing w:before="240" w:after="60"/>
+        <w:spacing w:before="240" w:after="60" w:line="240" w:lineRule="auto"/>
         <w:outlineLvl w:val="1"/>
       </w:pPr>
       <w:r>
@@ -10109,7 +10109,7 @@
       <w:pPr>
         <w:pStyle w:val="Endure-Subhead"/>
         <w:keepNext/>
-        <w:spacing w:before="160" w:after="60"/>
+        <w:spacing w:before="160" w:after="60" w:line="240" w:lineRule="auto"/>
         <w:outlineLvl w:val="2"/>
       </w:pPr>
       <w:r>
@@ -10122,7 +10122,7 @@
     <w:p>
       <w:pPr>
         <w:pStyle w:val="Endure-FirstParagraphBodyText"/>
-        <w:spacing w:before="100" w:after="100"/>
+        <w:spacing w:before="100" w:after="100" w:line="240" w:lineRule="auto"/>
       </w:pPr>
       <w:r>
         <w:rPr>
@@ -10293,7 +10293,7 @@
       <w:pPr>
         <w:pStyle w:val="Endure-Subhead"/>
         <w:keepNext/>
-        <w:spacing w:before="160" w:after="60"/>
+        <w:spacing w:before="160" w:after="60" w:line="240" w:lineRule="auto"/>
         <w:outlineLvl w:val="2"/>
       </w:pPr>
       <w:r>
@@ -10468,7 +10468,7 @@
       <w:pPr>
         <w:pStyle w:val="Endure-Subhead"/>
         <w:keepNext/>
-        <w:spacing w:before="160" w:after="60"/>
+        <w:spacing w:before="160" w:after="60" w:line="240" w:lineRule="auto"/>
         <w:outlineLvl w:val="2"/>
       </w:pPr>
       <w:r>
@@ -10611,7 +10611,7 @@
       <w:pPr>
         <w:pStyle w:val="Endure-Subhead"/>
         <w:keepNext/>
-        <w:spacing w:before="160" w:after="60"/>
+        <w:spacing w:before="160" w:after="60" w:line="240" w:lineRule="auto"/>
         <w:outlineLvl w:val="2"/>
       </w:pPr>
       <w:r>
@@ -10771,7 +10771,7 @@
       <w:pPr>
         <w:pStyle w:val="Endure-Subhead"/>
         <w:keepNext/>
-        <w:spacing w:before="240" w:after="60"/>
+        <w:spacing w:before="240" w:after="60" w:line="240" w:lineRule="auto"/>
         <w:outlineLvl w:val="1"/>
       </w:pPr>
       <w:r>
@@ -11577,7 +11577,7 @@
       <w:pPr>
         <w:pStyle w:val="Endure-Subhead"/>
         <w:keepNext/>
-        <w:spacing w:before="240" w:after="60"/>
+        <w:spacing w:before="240" w:after="60" w:line="240" w:lineRule="auto"/>
         <w:outlineLvl w:val="1"/>
       </w:pPr>
       <w:r>
@@ -11590,7 +11590,7 @@
     <w:p>
       <w:pPr>
         <w:pStyle w:val="Endure-FirstParagraphBodyText"/>
-        <w:spacing w:before="100" w:after="100"/>
+        <w:spacing w:before="100" w:after="100" w:line="240" w:lineRule="auto"/>
       </w:pPr>
       <w:r>
         <w:rPr>
@@ -11602,7 +11602,7 @@
     <w:p>
       <w:pPr>
         <w:pStyle w:val="Endure-ChapterBodyText"/>
-        <w:spacing w:before="40" w:after="40"/>
+        <w:spacing w:before="40" w:after="40" w:line="240" w:lineRule="auto"/>
         <w:ind w:left="360" w:hanging="216"/>
       </w:pPr>
       <w:r>
@@ -11654,7 +11654,7 @@
     <w:p>
       <w:pPr>
         <w:pStyle w:val="Endure-ChapterBodyText"/>
-        <w:spacing w:before="40" w:after="40"/>
+        <w:spacing w:before="40" w:after="40" w:line="240" w:lineRule="auto"/>
         <w:ind w:left="360" w:hanging="216"/>
       </w:pPr>
       <w:r>
@@ -11693,7 +11693,7 @@
     <w:p>
       <w:pPr>
         <w:pStyle w:val="Endure-ChapterBodyText"/>
-        <w:spacing w:before="40" w:after="40"/>
+        <w:spacing w:before="40" w:after="40" w:line="240" w:lineRule="auto"/>
         <w:ind w:left="360" w:hanging="216"/>
       </w:pPr>
       <w:r>
@@ -11732,7 +11732,7 @@
     <w:p>
       <w:pPr>
         <w:pStyle w:val="Endure-ChapterBodyText"/>
-        <w:spacing w:before="40" w:after="40"/>
+        <w:spacing w:before="40" w:after="40" w:line="240" w:lineRule="auto"/>
         <w:ind w:left="360" w:hanging="216"/>
       </w:pPr>
       <w:r>
@@ -11758,7 +11758,7 @@
     <w:p>
       <w:pPr>
         <w:pStyle w:val="Endure-ChapterBodyText"/>
-        <w:spacing w:before="40" w:after="40"/>
+        <w:spacing w:before="40" w:after="40" w:line="240" w:lineRule="auto"/>
         <w:ind w:left="360" w:hanging="216"/>
       </w:pPr>
       <w:r>
@@ -11789,7 +11789,7 @@
     <w:p>
       <w:pPr>
         <w:pStyle w:val="Endure-ChapterBodyText"/>
-        <w:spacing w:before="100" w:after="100"/>
+        <w:spacing w:before="100" w:after="100" w:line="240" w:lineRule="auto"/>
       </w:pPr>
       <w:r>
         <w:rPr>
@@ -11800,6 +11800,11 @@
     </w:p>
     <w:sectPr>
       <w:footerReference w:type="first" r:id="rId43"/>
+      <w:headerReference w:type="default" r:id="rId46"/>
+      <w:footerReference w:type="default" r:id="rId47"/>
+      <w:headerReference w:type="even" r:id="rId48"/>
+      <w:footerReference w:type="even" r:id="rId49"/>
+      <w:headerReference w:type="first" r:id="rId50"/>
       <w:type w:val="nextColumn"/>
       <w:pgSz w:w="10080" w:h="14400"/>
       <w:pgMar w:top="794" w:right="851" w:bottom="794" w:left="1077" w:header="454" w:footer="454" w:gutter="0"/>
@@ -13044,6 +13049,26 @@
 </w:ftr>
 </file>
 
+<file path=word/footer34.xml><?xml version="1.0" encoding="utf-8"?>
+<w:ftr xmlns:m="http://schemas.openxmlformats.org/officeDocument/2006/math" xmlns:mc="http://schemas.openxmlformats.org/markup-compatibility/2006" xmlns:mo="http://schemas.microsoft.com/office/mac/office/2008/main" xmlns:mv="urn:schemas-microsoft-com:mac:vml" xmlns:o="urn:schemas-microsoft-com:office:office" xmlns:r="http://schemas.openxmlformats.org/officeDocument/2006/relationships" xmlns:v="urn:schemas-microsoft-com:vml" xmlns:w10="urn:schemas-microsoft-com:office:word" xmlns:w14="http://schemas.microsoft.com/office/word/2010/wordml" xmlns:w="http://schemas.openxmlformats.org/wordprocessingml/2006/main" xmlns:wne="http://schemas.microsoft.com/office/word/2006/wordml" xmlns:wp14="http://schemas.microsoft.com/office/word/2010/wordprocessingDrawing" xmlns:wp="http://schemas.openxmlformats.org/drawingml/2006/wordprocessingDrawing" xmlns:wpc="http://schemas.microsoft.com/office/word/2010/wordprocessingCanvas" xmlns:wpg="http://schemas.microsoft.com/office/word/2010/wordprocessingGroup" xmlns:wpi="http://schemas.microsoft.com/office/word/2010/wordprocessingInk" xmlns:wps="http://schemas.microsoft.com/office/word/2010/wordprocessingShape" mc:Ignorable="w14 wp14">
+  <w:p>
+    <w:pPr>
+      <w:pStyle w:val="Footer"/>
+    </w:pPr>
+  </w:p>
+</w:ftr>
+</file>
+
+<file path=word/footer35.xml><?xml version="1.0" encoding="utf-8"?>
+<w:ftr xmlns:m="http://schemas.openxmlformats.org/officeDocument/2006/math" xmlns:mc="http://schemas.openxmlformats.org/markup-compatibility/2006" xmlns:mo="http://schemas.microsoft.com/office/mac/office/2008/main" xmlns:mv="urn:schemas-microsoft-com:mac:vml" xmlns:o="urn:schemas-microsoft-com:office:office" xmlns:r="http://schemas.openxmlformats.org/officeDocument/2006/relationships" xmlns:v="urn:schemas-microsoft-com:vml" xmlns:w10="urn:schemas-microsoft-com:office:word" xmlns:w14="http://schemas.microsoft.com/office/word/2010/wordml" xmlns:w="http://schemas.openxmlformats.org/wordprocessingml/2006/main" xmlns:wne="http://schemas.microsoft.com/office/word/2006/wordml" xmlns:wp14="http://schemas.microsoft.com/office/word/2010/wordprocessingDrawing" xmlns:wp="http://schemas.openxmlformats.org/drawingml/2006/wordprocessingDrawing" xmlns:wpc="http://schemas.microsoft.com/office/word/2010/wordprocessingCanvas" xmlns:wpg="http://schemas.microsoft.com/office/word/2010/wordprocessingGroup" xmlns:wpi="http://schemas.microsoft.com/office/word/2010/wordprocessingInk" xmlns:wps="http://schemas.microsoft.com/office/word/2010/wordprocessingShape" mc:Ignorable="w14 wp14">
+  <w:p>
+    <w:pPr>
+      <w:pStyle w:val="Footer"/>
+    </w:pPr>
+  </w:p>
+</w:ftr>
+</file>
+
 <file path=word/footer4.xml><?xml version="1.0" encoding="utf-8"?>
 <w:ftr xmlns:wpc="http://schemas.microsoft.com/office/word/2010/wordprocessingCanvas" xmlns:cx="http://schemas.microsoft.com/office/drawing/2014/chartex" xmlns:cx1="http://schemas.microsoft.com/office/drawing/2015/9/8/chartex" xmlns:cx2="http://schemas.microsoft.com/office/drawing/2015/10/21/chartex" xmlns:cx3="http://schemas.microsoft.com/office/drawing/2016/5/9/chartex" xmlns:cx4="http://schemas.microsoft.com/office/drawing/2016/5/10/chartex" xmlns:cx5="http://schemas.microsoft.com/office/drawing/2016/5/11/chartex" xmlns:cx6="http://schemas.microsoft.com/office/drawing/2016/5/12/chartex" xmlns:cx7="http://schemas.microsoft.com/office/drawing/2016/5/13/chartex" xmlns:cx8="http://schemas.microsoft.com/office/drawing/2016/5/14/chartex" xmlns:mc="http://schemas.openxmlformats.org/markup-compatibility/2006" xmlns:aink="http://schemas.microsoft.com/office/drawing/2016/ink" xmlns:am3d="http://schemas.microsoft.com/office/drawing/2017/model3d" xmlns:o="urn:schemas-microsoft-com:office:office" xmlns:oel="http://schemas.microsoft.com/office/2019/extlst" xmlns:r="http://schemas.openxmlformats.org/officeDocument/2006/relationships" xmlns:m="http://schemas.openxmlformats.org/officeDocument/2006/math" xmlns:v="urn:schemas-microsoft-com:vml" xmlns:wp14="http://schemas.microsoft.com/office/word/2010/wordprocessingDrawing" xmlns:wp="http://schemas.openxmlformats.org/drawingml/2006/wordprocessingDrawing" xmlns:w10="urn:schemas-microsoft-com:office:word" xmlns:w="http://schemas.openxmlformats.org/wordprocessingml/2006/main" xmlns:w14="http://schemas.microsoft.com/office/word/2010/wordml" xmlns:w15="http://schemas.microsoft.com/office/word/2012/wordml" xmlns:w16cex="http://schemas.microsoft.com/office/word/2018/wordml/cex" xmlns:w16cid="http://schemas.microsoft.com/office/word/2016/wordml/cid" xmlns:w16="http://schemas.microsoft.com/office/word/2018/wordml" xmlns:w16du="http://schemas.microsoft.com/office/word/2023/wordml/word16du" xmlns:w16sdtdh="http://schemas.microsoft.com/office/word/2020/wordml/sdtdatahash" xmlns:w16sdtfl="http://schemas.microsoft.com/office/word/2024/wordml/sdtformatlock" xmlns:w16se="http://schemas.microsoft.com/office/word/2015/wordml/symex" xmlns:wpg="http://schemas.microsoft.com/office/word/2010/wordprocessingGroup" xmlns:wpi="http://schemas.microsoft.com/office/word/2010/wordprocessingInk" xmlns:wne="http://schemas.microsoft.com/office/word/2006/wordml" xmlns:wps="http://schemas.microsoft.com/office/word/2010/wordprocessingShape" mc:Ignorable="w14 w15 w16se w16cid w16 w16cex w16sdtdh w16sdtfl w16du wp14">
   <w:p>
@@ -13301,6 +13326,36 @@
     <w:r>
       <w:t>TÍTULO DEL LIBRO</w:t>
     </w:r>
+  </w:p>
+</w:hdr>
+</file>
+
+<file path=word/header3.xml><?xml version="1.0" encoding="utf-8"?>
+<w:hdr xmlns:m="http://schemas.openxmlformats.org/officeDocument/2006/math" xmlns:mc="http://schemas.openxmlformats.org/markup-compatibility/2006" xmlns:mo="http://schemas.microsoft.com/office/mac/office/2008/main" xmlns:mv="urn:schemas-microsoft-com:mac:vml" xmlns:o="urn:schemas-microsoft-com:office:office" xmlns:r="http://schemas.openxmlformats.org/officeDocument/2006/relationships" xmlns:v="urn:schemas-microsoft-com:vml" xmlns:w10="urn:schemas-microsoft-com:office:word" xmlns:w14="http://schemas.microsoft.com/office/word/2010/wordml" xmlns:w="http://schemas.openxmlformats.org/wordprocessingml/2006/main" xmlns:wne="http://schemas.microsoft.com/office/word/2006/wordml" xmlns:wp14="http://schemas.microsoft.com/office/word/2010/wordprocessingDrawing" xmlns:wp="http://schemas.openxmlformats.org/drawingml/2006/wordprocessingDrawing" xmlns:wpc="http://schemas.microsoft.com/office/word/2010/wordprocessingCanvas" xmlns:wpg="http://schemas.microsoft.com/office/word/2010/wordprocessingGroup" xmlns:wpi="http://schemas.microsoft.com/office/word/2010/wordprocessingInk" xmlns:wps="http://schemas.microsoft.com/office/word/2010/wordprocessingShape" mc:Ignorable="w14 wp14">
+  <w:p>
+    <w:pPr>
+      <w:pStyle w:val="Header"/>
+    </w:pPr>
+  </w:p>
+</w:hdr>
+</file>
+
+<file path=word/header4.xml><?xml version="1.0" encoding="utf-8"?>
+<w:hdr xmlns:m="http://schemas.openxmlformats.org/officeDocument/2006/math" xmlns:mc="http://schemas.openxmlformats.org/markup-compatibility/2006" xmlns:mo="http://schemas.microsoft.com/office/mac/office/2008/main" xmlns:mv="urn:schemas-microsoft-com:mac:vml" xmlns:o="urn:schemas-microsoft-com:office:office" xmlns:r="http://schemas.openxmlformats.org/officeDocument/2006/relationships" xmlns:v="urn:schemas-microsoft-com:vml" xmlns:w10="urn:schemas-microsoft-com:office:word" xmlns:w14="http://schemas.microsoft.com/office/word/2010/wordml" xmlns:w="http://schemas.openxmlformats.org/wordprocessingml/2006/main" xmlns:wne="http://schemas.microsoft.com/office/word/2006/wordml" xmlns:wp14="http://schemas.microsoft.com/office/word/2010/wordprocessingDrawing" xmlns:wp="http://schemas.openxmlformats.org/drawingml/2006/wordprocessingDrawing" xmlns:wpc="http://schemas.microsoft.com/office/word/2010/wordprocessingCanvas" xmlns:wpg="http://schemas.microsoft.com/office/word/2010/wordprocessingGroup" xmlns:wpi="http://schemas.microsoft.com/office/word/2010/wordprocessingInk" xmlns:wps="http://schemas.microsoft.com/office/word/2010/wordprocessingShape" mc:Ignorable="w14 wp14">
+  <w:p>
+    <w:pPr>
+      <w:pStyle w:val="Header"/>
+    </w:pPr>
+  </w:p>
+</w:hdr>
+</file>
+
+<file path=word/header5.xml><?xml version="1.0" encoding="utf-8"?>
+<w:hdr xmlns:m="http://schemas.openxmlformats.org/officeDocument/2006/math" xmlns:mc="http://schemas.openxmlformats.org/markup-compatibility/2006" xmlns:mo="http://schemas.microsoft.com/office/mac/office/2008/main" xmlns:mv="urn:schemas-microsoft-com:mac:vml" xmlns:o="urn:schemas-microsoft-com:office:office" xmlns:r="http://schemas.openxmlformats.org/officeDocument/2006/relationships" xmlns:v="urn:schemas-microsoft-com:vml" xmlns:w10="urn:schemas-microsoft-com:office:word" xmlns:w14="http://schemas.microsoft.com/office/word/2010/wordml" xmlns:w="http://schemas.openxmlformats.org/wordprocessingml/2006/main" xmlns:wne="http://schemas.microsoft.com/office/word/2006/wordml" xmlns:wp14="http://schemas.microsoft.com/office/word/2010/wordprocessingDrawing" xmlns:wp="http://schemas.openxmlformats.org/drawingml/2006/wordprocessingDrawing" xmlns:wpc="http://schemas.microsoft.com/office/word/2010/wordprocessingCanvas" xmlns:wpg="http://schemas.microsoft.com/office/word/2010/wordprocessingGroup" xmlns:wpi="http://schemas.microsoft.com/office/word/2010/wordprocessingInk" xmlns:wps="http://schemas.microsoft.com/office/word/2010/wordprocessingShape" mc:Ignorable="w14 wp14">
+  <w:p>
+    <w:pPr>
+      <w:pStyle w:val="Header"/>
+    </w:pPr>
   </w:p>
 </w:hdr>
 </file>
